--- a/RELATORIO_DEFAULT_LV.docx
+++ b/RELATORIO_DEFAULT_LV.docx
@@ -23,7 +23,7 @@
         <mc:AlternateContent>
           <mc:Choice Requires="wps">
             <w:drawing>
-              <wp:anchor behindDoc="0" distT="0" distB="17145" distL="0" distR="8890" simplePos="0" locked="0" layoutInCell="1" allowOverlap="1" relativeHeight="29" wp14:anchorId="26DFD47F">
+              <wp:anchor behindDoc="0" distT="6985" distB="5715" distL="6350" distR="6350" simplePos="0" locked="0" layoutInCell="1" allowOverlap="1" relativeHeight="26" wp14:anchorId="26DFD47F">
                 <wp:simplePos x="0" y="0"/>
                 <wp:positionH relativeFrom="column">
                   <wp:posOffset>-1068705</wp:posOffset>
@@ -88,8 +88,6 @@
           </mc:Fallback>
         </mc:AlternateContent>
       </w:r>
-      <w:bookmarkStart w:id="0" w:name="_Toc59035"/>
-      <w:bookmarkStart w:id="1" w:name="_Toc59035"/>
     </w:p>
     <w:p>
       <w:pPr>
@@ -450,6 +448,7 @@
               <w:rStyle w:val="Vnculodendice"/>
               <w:sz w:val="16"/>
               <w:szCs w:val="16"/>
+              <w:vanish w:val="false"/>
               <w:rFonts w:ascii="Montserrat Medium" w:hAnsi="Montserrat Medium"/>
             </w:rPr>
             <w:instrText xml:space="preserve"> TOC \z \o "1-3" \u \h</w:instrText>
@@ -460,6 +459,7 @@
               <w:rStyle w:val="Vnculodendice"/>
               <w:sz w:val="16"/>
               <w:szCs w:val="16"/>
+              <w:vanish w:val="false"/>
               <w:rFonts w:ascii="Montserrat Medium" w:hAnsi="Montserrat Medium"/>
             </w:rPr>
             <w:fldChar w:fldCharType="separate"/>
@@ -470,6 +470,7 @@
                 <w:webHidden/>
                 <w:rStyle w:val="Vnculodendice"/>
                 <w:rFonts w:ascii="Montserrat Medium" w:hAnsi="Montserrat Medium"/>
+                <w:vanish w:val="false"/>
                 <w:sz w:val="16"/>
                 <w:szCs w:val="16"/>
               </w:rPr>
@@ -533,6 +534,7 @@
                 <w:webHidden/>
                 <w:rStyle w:val="Vnculodendice"/>
                 <w:rFonts w:ascii="Montserrat Medium" w:hAnsi="Montserrat Medium"/>
+                <w:vanish w:val="false"/>
                 <w:sz w:val="15"/>
                 <w:szCs w:val="15"/>
               </w:rPr>
@@ -596,6 +598,7 @@
                 <w:webHidden/>
                 <w:rStyle w:val="Vnculodendice"/>
                 <w:rFonts w:ascii="Montserrat Medium" w:hAnsi="Montserrat Medium"/>
+                <w:vanish w:val="false"/>
                 <w:sz w:val="15"/>
                 <w:szCs w:val="15"/>
               </w:rPr>
@@ -659,6 +662,7 @@
                 <w:webHidden/>
                 <w:rStyle w:val="Vnculodendice"/>
                 <w:rFonts w:ascii="Montserrat Medium" w:hAnsi="Montserrat Medium"/>
+                <w:vanish w:val="false"/>
                 <w:sz w:val="15"/>
                 <w:szCs w:val="15"/>
               </w:rPr>
@@ -725,6 +729,7 @@
                 <w:webHidden/>
                 <w:rStyle w:val="Vnculodendice"/>
                 <w:rFonts w:ascii="Montserrat Medium" w:hAnsi="Montserrat Medium"/>
+                <w:vanish w:val="false"/>
                 <w:sz w:val="16"/>
                 <w:szCs w:val="16"/>
               </w:rPr>
@@ -788,6 +793,7 @@
                 <w:webHidden/>
                 <w:rStyle w:val="Vnculodendice"/>
                 <w:rFonts w:ascii="Montserrat Medium" w:hAnsi="Montserrat Medium"/>
+                <w:vanish w:val="false"/>
                 <w:sz w:val="15"/>
                 <w:szCs w:val="15"/>
               </w:rPr>
@@ -851,6 +857,7 @@
                 <w:webHidden/>
                 <w:rStyle w:val="Vnculodendice"/>
                 <w:rFonts w:ascii="Montserrat Medium" w:hAnsi="Montserrat Medium"/>
+                <w:vanish w:val="false"/>
                 <w:sz w:val="15"/>
                 <w:szCs w:val="15"/>
               </w:rPr>
@@ -914,6 +921,7 @@
                 <w:webHidden/>
                 <w:rStyle w:val="Vnculodendice"/>
                 <w:rFonts w:ascii="Montserrat Medium" w:hAnsi="Montserrat Medium"/>
+                <w:vanish w:val="false"/>
                 <w:sz w:val="15"/>
                 <w:szCs w:val="15"/>
               </w:rPr>
@@ -977,6 +985,7 @@
                 <w:webHidden/>
                 <w:rStyle w:val="Vnculodendice"/>
                 <w:rFonts w:ascii="Montserrat Medium" w:hAnsi="Montserrat Medium"/>
+                <w:vanish w:val="false"/>
                 <w:sz w:val="15"/>
                 <w:szCs w:val="15"/>
               </w:rPr>
@@ -1040,6 +1049,7 @@
                 <w:webHidden/>
                 <w:rStyle w:val="Vnculodendice"/>
                 <w:rFonts w:ascii="Montserrat Medium" w:hAnsi="Montserrat Medium"/>
+                <w:vanish w:val="false"/>
                 <w:sz w:val="15"/>
                 <w:szCs w:val="15"/>
               </w:rPr>
@@ -1103,6 +1113,7 @@
                 <w:webHidden/>
                 <w:rStyle w:val="Vnculodendice"/>
                 <w:rFonts w:ascii="Montserrat Medium" w:hAnsi="Montserrat Medium"/>
+                <w:vanish w:val="false"/>
                 <w:sz w:val="15"/>
                 <w:szCs w:val="15"/>
               </w:rPr>
@@ -1166,6 +1177,7 @@
                 <w:webHidden/>
                 <w:rStyle w:val="Vnculodendice"/>
                 <w:rFonts w:ascii="Montserrat Medium" w:hAnsi="Montserrat Medium"/>
+                <w:vanish w:val="false"/>
                 <w:sz w:val="15"/>
                 <w:szCs w:val="15"/>
               </w:rPr>
@@ -1229,6 +1241,7 @@
                 <w:webHidden/>
                 <w:rStyle w:val="Vnculodendice"/>
                 <w:rFonts w:ascii="Montserrat Medium" w:hAnsi="Montserrat Medium"/>
+                <w:vanish w:val="false"/>
                 <w:sz w:val="15"/>
                 <w:szCs w:val="15"/>
               </w:rPr>
@@ -1292,6 +1305,7 @@
                 <w:webHidden/>
                 <w:rStyle w:val="Vnculodendice"/>
                 <w:rFonts w:ascii="Montserrat Medium" w:hAnsi="Montserrat Medium"/>
+                <w:vanish w:val="false"/>
                 <w:sz w:val="15"/>
                 <w:szCs w:val="15"/>
               </w:rPr>
@@ -1355,6 +1369,7 @@
                 <w:webHidden/>
                 <w:rStyle w:val="Vnculodendice"/>
                 <w:rFonts w:ascii="Montserrat Medium" w:hAnsi="Montserrat Medium"/>
+                <w:vanish w:val="false"/>
                 <w:sz w:val="15"/>
                 <w:szCs w:val="15"/>
               </w:rPr>
@@ -1418,6 +1433,7 @@
                 <w:webHidden/>
                 <w:rStyle w:val="Vnculodendice"/>
                 <w:rFonts w:ascii="Montserrat Medium" w:hAnsi="Montserrat Medium"/>
+                <w:vanish w:val="false"/>
                 <w:sz w:val="15"/>
                 <w:szCs w:val="15"/>
               </w:rPr>
@@ -1481,6 +1497,7 @@
                 <w:webHidden/>
                 <w:rStyle w:val="Vnculodendice"/>
                 <w:rFonts w:ascii="Montserrat Medium" w:hAnsi="Montserrat Medium"/>
+                <w:vanish w:val="false"/>
                 <w:sz w:val="15"/>
                 <w:szCs w:val="15"/>
               </w:rPr>
@@ -1544,6 +1561,7 @@
                 <w:webHidden/>
                 <w:rStyle w:val="Vnculodendice"/>
                 <w:rFonts w:ascii="Montserrat Medium" w:hAnsi="Montserrat Medium"/>
+                <w:vanish w:val="false"/>
                 <w:sz w:val="15"/>
                 <w:szCs w:val="15"/>
               </w:rPr>
@@ -1607,6 +1625,7 @@
                 <w:webHidden/>
                 <w:rStyle w:val="Vnculodendice"/>
                 <w:rFonts w:ascii="Montserrat Medium" w:hAnsi="Montserrat Medium"/>
+                <w:vanish w:val="false"/>
                 <w:sz w:val="15"/>
                 <w:szCs w:val="15"/>
               </w:rPr>
@@ -1670,6 +1689,7 @@
                 <w:webHidden/>
                 <w:rStyle w:val="Vnculodendice"/>
                 <w:rFonts w:ascii="Montserrat Medium" w:hAnsi="Montserrat Medium"/>
+                <w:vanish w:val="false"/>
                 <w:sz w:val="15"/>
                 <w:szCs w:val="15"/>
               </w:rPr>
@@ -1733,6 +1753,7 @@
                 <w:webHidden/>
                 <w:rStyle w:val="Vnculodendice"/>
                 <w:rFonts w:ascii="Montserrat Medium" w:hAnsi="Montserrat Medium"/>
+                <w:vanish w:val="false"/>
                 <w:sz w:val="15"/>
                 <w:szCs w:val="15"/>
               </w:rPr>
@@ -1796,6 +1817,7 @@
                 <w:webHidden/>
                 <w:rStyle w:val="Vnculodendice"/>
                 <w:rFonts w:ascii="Montserrat Medium" w:hAnsi="Montserrat Medium"/>
+                <w:vanish w:val="false"/>
                 <w:sz w:val="15"/>
                 <w:szCs w:val="15"/>
               </w:rPr>
@@ -1859,6 +1881,7 @@
                 <w:webHidden/>
                 <w:rStyle w:val="Vnculodendice"/>
                 <w:rFonts w:ascii="Montserrat Medium" w:hAnsi="Montserrat Medium"/>
+                <w:vanish w:val="false"/>
                 <w:sz w:val="15"/>
                 <w:szCs w:val="15"/>
               </w:rPr>
@@ -1922,6 +1945,7 @@
                 <w:webHidden/>
                 <w:rStyle w:val="Vnculodendice"/>
                 <w:rFonts w:ascii="Montserrat Medium" w:hAnsi="Montserrat Medium"/>
+                <w:vanish w:val="false"/>
                 <w:sz w:val="15"/>
                 <w:szCs w:val="15"/>
               </w:rPr>
@@ -1985,6 +2009,7 @@
                 <w:webHidden/>
                 <w:rStyle w:val="Vnculodendice"/>
                 <w:rFonts w:ascii="Montserrat Medium" w:hAnsi="Montserrat Medium"/>
+                <w:vanish w:val="false"/>
                 <w:sz w:val="15"/>
                 <w:szCs w:val="15"/>
               </w:rPr>
@@ -2048,6 +2073,7 @@
                 <w:webHidden/>
                 <w:rStyle w:val="Vnculodendice"/>
                 <w:rFonts w:ascii="Montserrat Medium" w:hAnsi="Montserrat Medium"/>
+                <w:vanish w:val="false"/>
                 <w:sz w:val="15"/>
                 <w:szCs w:val="15"/>
               </w:rPr>
@@ -2111,6 +2137,7 @@
                 <w:webHidden/>
                 <w:rStyle w:val="Vnculodendice"/>
                 <w:rFonts w:ascii="Montserrat Medium" w:hAnsi="Montserrat Medium"/>
+                <w:vanish w:val="false"/>
                 <w:sz w:val="15"/>
                 <w:szCs w:val="15"/>
               </w:rPr>
@@ -2174,6 +2201,7 @@
                 <w:webHidden/>
                 <w:rStyle w:val="Vnculodendice"/>
                 <w:rFonts w:ascii="Montserrat Medium" w:hAnsi="Montserrat Medium"/>
+                <w:vanish w:val="false"/>
                 <w:sz w:val="15"/>
                 <w:szCs w:val="15"/>
               </w:rPr>
@@ -2237,6 +2265,7 @@
                 <w:webHidden/>
                 <w:rStyle w:val="Vnculodendice"/>
                 <w:rFonts w:ascii="Montserrat Medium" w:hAnsi="Montserrat Medium"/>
+                <w:vanish w:val="false"/>
                 <w:sz w:val="15"/>
                 <w:szCs w:val="15"/>
               </w:rPr>
@@ -2300,6 +2329,7 @@
                 <w:webHidden/>
                 <w:rStyle w:val="Vnculodendice"/>
                 <w:rFonts w:ascii="Montserrat Medium" w:hAnsi="Montserrat Medium"/>
+                <w:vanish w:val="false"/>
                 <w:sz w:val="15"/>
                 <w:szCs w:val="15"/>
               </w:rPr>
@@ -2363,6 +2393,7 @@
                 <w:webHidden/>
                 <w:rStyle w:val="Vnculodendice"/>
                 <w:rFonts w:ascii="Montserrat Medium" w:hAnsi="Montserrat Medium"/>
+                <w:vanish w:val="false"/>
                 <w:sz w:val="15"/>
                 <w:szCs w:val="15"/>
               </w:rPr>
@@ -2426,6 +2457,7 @@
                 <w:webHidden/>
                 <w:rStyle w:val="Vnculodendice"/>
                 <w:rFonts w:ascii="Montserrat Medium" w:hAnsi="Montserrat Medium"/>
+                <w:vanish w:val="false"/>
                 <w:sz w:val="15"/>
                 <w:szCs w:val="15"/>
               </w:rPr>
@@ -2492,6 +2524,7 @@
                 <w:webHidden/>
                 <w:rStyle w:val="Vnculodendice"/>
                 <w:rFonts w:ascii="Montserrat Medium" w:hAnsi="Montserrat Medium"/>
+                <w:vanish w:val="false"/>
                 <w:sz w:val="16"/>
                 <w:szCs w:val="16"/>
               </w:rPr>
@@ -2555,6 +2588,7 @@
                 <w:webHidden/>
                 <w:rStyle w:val="Vnculodendice"/>
                 <w:rFonts w:ascii="Montserrat Medium" w:hAnsi="Montserrat Medium"/>
+                <w:vanish w:val="false"/>
                 <w:sz w:val="15"/>
                 <w:szCs w:val="15"/>
               </w:rPr>
@@ -2618,6 +2652,7 @@
                 <w:webHidden/>
                 <w:rStyle w:val="Vnculodendice"/>
                 <w:rFonts w:ascii="Montserrat Medium" w:hAnsi="Montserrat Medium"/>
+                <w:vanish w:val="false"/>
                 <w:sz w:val="15"/>
                 <w:szCs w:val="15"/>
               </w:rPr>
@@ -2681,6 +2716,7 @@
                 <w:webHidden/>
                 <w:rStyle w:val="Vnculodendice"/>
                 <w:rFonts w:ascii="Montserrat Medium" w:hAnsi="Montserrat Medium"/>
+                <w:vanish w:val="false"/>
                 <w:sz w:val="15"/>
                 <w:szCs w:val="15"/>
               </w:rPr>
@@ -2744,6 +2780,7 @@
                 <w:webHidden/>
                 <w:rStyle w:val="Vnculodendice"/>
                 <w:rFonts w:ascii="Montserrat Medium" w:hAnsi="Montserrat Medium"/>
+                <w:vanish w:val="false"/>
                 <w:sz w:val="15"/>
                 <w:szCs w:val="15"/>
               </w:rPr>
@@ -2807,6 +2844,7 @@
                 <w:webHidden/>
                 <w:rStyle w:val="Vnculodendice"/>
                 <w:rFonts w:ascii="Montserrat Medium" w:hAnsi="Montserrat Medium"/>
+                <w:vanish w:val="false"/>
                 <w:sz w:val="15"/>
                 <w:szCs w:val="15"/>
               </w:rPr>
@@ -2870,6 +2908,7 @@
                 <w:webHidden/>
                 <w:rStyle w:val="Vnculodendice"/>
                 <w:rFonts w:ascii="Montserrat Medium" w:hAnsi="Montserrat Medium"/>
+                <w:vanish w:val="false"/>
                 <w:sz w:val="15"/>
                 <w:szCs w:val="15"/>
               </w:rPr>
@@ -2933,6 +2972,7 @@
                 <w:webHidden/>
                 <w:rStyle w:val="Vnculodendice"/>
                 <w:rFonts w:ascii="Montserrat Medium" w:hAnsi="Montserrat Medium"/>
+                <w:vanish w:val="false"/>
                 <w:sz w:val="15"/>
                 <w:szCs w:val="15"/>
               </w:rPr>
@@ -2996,6 +3036,7 @@
                 <w:webHidden/>
                 <w:rStyle w:val="Vnculodendice"/>
                 <w:rFonts w:ascii="Montserrat Medium" w:hAnsi="Montserrat Medium"/>
+                <w:vanish w:val="false"/>
                 <w:sz w:val="15"/>
                 <w:szCs w:val="15"/>
               </w:rPr>
@@ -3059,6 +3100,7 @@
                 <w:webHidden/>
                 <w:rStyle w:val="Vnculodendice"/>
                 <w:rFonts w:ascii="Montserrat Medium" w:hAnsi="Montserrat Medium"/>
+                <w:vanish w:val="false"/>
                 <w:sz w:val="15"/>
                 <w:szCs w:val="15"/>
               </w:rPr>
@@ -3149,7 +3191,7 @@
           <w:szCs w:val="24"/>
         </w:rPr>
       </w:pPr>
-      <w:bookmarkStart w:id="2" w:name="_Toc184287583"/>
+      <w:bookmarkStart w:id="0" w:name="_Toc184287583"/>
       <w:r>
         <w:rPr>
           <w:rFonts w:ascii="Montserrat Medium" w:hAnsi="Montserrat Medium"/>
@@ -3159,7 +3201,7 @@
         </w:rPr>
         <w:t>ETAPA 1 - VISÃO GERAL</w:t>
       </w:r>
-      <w:bookmarkEnd w:id="2"/>
+      <w:bookmarkEnd w:id="0"/>
       <w:r>
         <w:rPr>
           <w:rFonts w:ascii="Montserrat Medium" w:hAnsi="Montserrat Medium"/>
@@ -3183,7 +3225,7 @@
           <w:szCs w:val="24"/>
         </w:rPr>
       </w:pPr>
-      <w:bookmarkStart w:id="3" w:name="_Toc184287584"/>
+      <w:bookmarkStart w:id="1" w:name="_Toc184287584"/>
       <w:r>
         <w:rPr>
           <w:rFonts w:ascii="Montserrat Medium" w:hAnsi="Montserrat Medium"/>
@@ -3193,7 +3235,7 @@
         </w:rPr>
         <w:t>SOBRE A LOJA VIRTUAL</w:t>
       </w:r>
-      <w:bookmarkEnd w:id="3"/>
+      <w:bookmarkEnd w:id="1"/>
     </w:p>
     <w:p>
       <w:pPr>
@@ -3398,7 +3440,7 @@
           <w:szCs w:val="24"/>
         </w:rPr>
       </w:pPr>
-      <w:bookmarkStart w:id="4" w:name="_Toc184287585"/>
+      <w:bookmarkStart w:id="2" w:name="_Toc184287585"/>
       <w:r>
         <w:rPr>
           <w:rFonts w:ascii="Montserrat Medium" w:hAnsi="Montserrat Medium"/>
@@ -3408,7 +3450,7 @@
         </w:rPr>
         <w:t>VISÃO GERAL DA EMPRESA</w:t>
       </w:r>
-      <w:bookmarkEnd w:id="4"/>
+      <w:bookmarkEnd w:id="2"/>
     </w:p>
     <w:p>
       <w:pPr>
@@ -3529,7 +3571,7 @@
           <w:szCs w:val="24"/>
         </w:rPr>
       </w:pPr>
-      <w:bookmarkStart w:id="5" w:name="_Toc184287586"/>
+      <w:bookmarkStart w:id="3" w:name="_Toc184287586"/>
       <w:r>
         <w:rPr>
           <w:rFonts w:ascii="Montserrat Medium" w:hAnsi="Montserrat Medium"/>
@@ -3539,7 +3581,7 @@
         </w:rPr>
         <w:t>BRIEFING</w:t>
       </w:r>
-      <w:bookmarkEnd w:id="5"/>
+      <w:bookmarkEnd w:id="3"/>
     </w:p>
     <w:p>
       <w:pPr>
@@ -3557,21 +3599,7 @@
           <w:rFonts w:ascii="Montserrat Light" w:hAnsi="Montserrat Light"/>
           <w:color w:themeColor="text1" w:themeTint="bf" w:val="404040"/>
         </w:rPr>
-        <w:t>Ficou acordado no briefing que a loja virtual d</w:t>
-      </w:r>
-      <w:r>
-        <w:rPr>
-          <w:rFonts w:ascii="Montserrat Light" w:hAnsi="Montserrat Light"/>
-          <w:color w:themeColor="text1" w:themeTint="bf" w:val="404040"/>
-        </w:rPr>
-        <w:t>a [NOME_EMPRESA_CLIENTE]</w:t>
-      </w:r>
-      <w:r>
-        <w:rPr>
-          <w:rFonts w:ascii="Montserrat Light" w:hAnsi="Montserrat Light"/>
-          <w:color w:themeColor="text1" w:themeTint="bf" w:val="404040"/>
-        </w:rPr>
-        <w:t xml:space="preserve"> contará com páginas essenciais, como </w:t>
+        <w:t xml:space="preserve">Ficou acordado no briefing que a loja virtual da [NOME_EMPRESA_CLIENTE] contará com páginas essenciais, como </w:t>
       </w:r>
       <w:r>
         <w:rPr>
@@ -3689,7 +3717,7 @@
           <w:szCs w:val="24"/>
         </w:rPr>
       </w:pPr>
-      <w:bookmarkStart w:id="6" w:name="_Toc184287587"/>
+      <w:bookmarkStart w:id="4" w:name="_Toc184287587"/>
       <w:r>
         <w:rPr>
           <w:rFonts w:ascii="Montserrat Medium" w:hAnsi="Montserrat Medium"/>
@@ -3699,7 +3727,7 @@
         </w:rPr>
         <w:t>ETAPA 2 - DIAGNÓSTICO TECNOLÓGICO</w:t>
       </w:r>
-      <w:bookmarkEnd w:id="6"/>
+      <w:bookmarkEnd w:id="4"/>
     </w:p>
     <w:p>
       <w:pPr>
@@ -3714,7 +3742,7 @@
           <w:szCs w:val="24"/>
         </w:rPr>
       </w:pPr>
-      <w:bookmarkStart w:id="7" w:name="_Toc184287588"/>
+      <w:bookmarkStart w:id="5" w:name="_Toc184287588"/>
       <w:r>
         <w:rPr>
           <w:rFonts w:ascii="Montserrat Medium" w:hAnsi="Montserrat Medium"/>
@@ -3724,7 +3752,7 @@
         </w:rPr>
         <w:t>OBJETIVO</w:t>
       </w:r>
-      <w:bookmarkEnd w:id="7"/>
+      <w:bookmarkEnd w:id="5"/>
     </w:p>
     <w:p>
       <w:pPr>
@@ -3803,8 +3831,6 @@
           <w:szCs w:val="24"/>
         </w:rPr>
       </w:r>
-      <w:bookmarkStart w:id="8" w:name="_Toc184287589"/>
-      <w:bookmarkStart w:id="9" w:name="_Toc184287589"/>
     </w:p>
     <w:p>
       <w:pPr>
@@ -3819,7 +3845,7 @@
           <w:szCs w:val="24"/>
         </w:rPr>
       </w:pPr>
-      <w:bookmarkStart w:id="10" w:name="_Toc184287589"/>
+      <w:bookmarkStart w:id="6" w:name="_Toc184287589"/>
       <w:r>
         <w:rPr>
           <w:rFonts w:ascii="Montserrat Medium" w:hAnsi="Montserrat Medium"/>
@@ -3829,7 +3855,7 @@
         </w:rPr>
         <w:t>CRONOGRAMA DE EXECUÇÃO E CONSIDERAÇÕES</w:t>
       </w:r>
-      <w:bookmarkEnd w:id="10"/>
+      <w:bookmarkEnd w:id="6"/>
     </w:p>
     <w:p>
       <w:pPr>
@@ -4087,7 +4113,7 @@
           <w:szCs w:val="24"/>
         </w:rPr>
       </w:pPr>
-      <w:bookmarkStart w:id="11" w:name="_Toc184287590"/>
+      <w:bookmarkStart w:id="7" w:name="_Toc184287590"/>
       <w:r>
         <w:rPr>
           <w:rFonts w:ascii="Montserrat Medium" w:hAnsi="Montserrat Medium"/>
@@ -4097,7 +4123,7 @@
         </w:rPr>
         <w:t>ACESSOS</w:t>
       </w:r>
-      <w:bookmarkEnd w:id="11"/>
+      <w:bookmarkEnd w:id="7"/>
     </w:p>
     <w:p>
       <w:pPr>
@@ -4120,21 +4146,7 @@
           <w:rFonts w:ascii="Montserrat Light" w:hAnsi="Montserrat Light"/>
           <w:color w:themeColor="text1" w:themeTint="bf" w:val="404040"/>
         </w:rPr>
-        <w:t>Disponibilizamos para a empresa o</w:t>
-      </w:r>
-      <w:r>
-        <w:rPr>
-          <w:rFonts w:ascii="Montserrat Light" w:hAnsi="Montserrat Light"/>
-          <w:color w:themeColor="text1" w:themeTint="bf" w:val="404040"/>
-        </w:rPr>
-        <w:t xml:space="preserve">s [LINK_PARA_DOWNLOAD] </w:t>
-      </w:r>
-      <w:r>
-        <w:rPr>
-          <w:rFonts w:ascii="Montserrat Light" w:hAnsi="Montserrat Light"/>
-          <w:color w:themeColor="text1" w:themeTint="bf" w:val="404040"/>
-        </w:rPr>
-        <w:t>dos seguintes itens:</w:t>
+        <w:t>Disponibilizamos para a empresa os [LINK_PARA_DOWNLOAD] dos seguintes itens:</w:t>
       </w:r>
     </w:p>
     <w:p>
@@ -4198,16 +4210,7 @@
           <w:sz w:val="22"/>
           <w:szCs w:val="22"/>
         </w:rPr>
-        <w:t xml:space="preserve">Backup do código fonte última versão </w:t>
-      </w:r>
-      <w:r>
-        <w:rPr>
-          <w:rFonts w:ascii="Montserrat Light" w:hAnsi="Montserrat Light"/>
-          <w:color w:themeColor="text1" w:themeTint="bf" w:val="404040"/>
-          <w:sz w:val="22"/>
-          <w:szCs w:val="22"/>
-        </w:rPr>
-        <w:t>[DATA_BACKUP]</w:t>
+        <w:t>Backup do código fonte última versão [DATA_BACKUP]</w:t>
       </w:r>
     </w:p>
     <w:p>
@@ -4531,7 +4534,7 @@
           <w:szCs w:val="24"/>
         </w:rPr>
       </w:pPr>
-      <w:bookmarkStart w:id="12" w:name="_Toc184287591"/>
+      <w:bookmarkStart w:id="8" w:name="_Toc184287591"/>
       <w:r>
         <w:rPr>
           <w:rFonts w:ascii="Montserrat Medium" w:hAnsi="Montserrat Medium"/>
@@ -4541,7 +4544,7 @@
         </w:rPr>
         <w:t>HOSPEDAGEM E DADOS TÉCNICOS</w:t>
       </w:r>
-      <w:bookmarkEnd w:id="12"/>
+      <w:bookmarkEnd w:id="8"/>
     </w:p>
     <w:p>
       <w:pPr>
@@ -4768,7 +4771,7 @@
                           <a:noFill/>
                         </a:ln>
                         <a:effectLst>
-                          <a:outerShdw algn="tl" blurRad="291960" dir="2700000" dist="138988" rotWithShape="0">
+                          <a:outerShdw algn="tl" blurRad="291960" dir="2700000" dist="138479" rotWithShape="0">
                             <a:srgbClr val="333333">
                               <a:alpha val="65000"/>
                             </a:srgbClr>
@@ -4847,17 +4850,13 @@
           <w:szCs w:val="24"/>
         </w:rPr>
       </w:pPr>
-      <w:bookmarkStart w:id="13" w:name="_Toc59035"/>
-      <w:bookmarkStart w:id="14" w:name="_Toc184287592"/>
-      <w:r>
-        <w:rPr>
-          <w:rFonts w:ascii="Montserrat Medium" w:hAnsi="Montserrat Medium"/>
-          <w:color w:themeColor="text1" w:themeTint="bf" w:val="404040"/>
-          <w:sz w:val="24"/>
-          <w:szCs w:val="24"/>
-        </w:rPr>
+      <w:bookmarkStart w:id="9" w:name="_Toc184287592"/>
+      <w:bookmarkStart w:id="10" w:name="_Toc59035"/>
+      <w:bookmarkEnd w:id="9"/>
+      <w:bookmarkEnd w:id="10"/>
+      <w:r>
         <w:drawing>
-          <wp:anchor behindDoc="0" distT="0" distB="0" distL="114300" distR="114300" simplePos="0" locked="0" layoutInCell="0" allowOverlap="1" relativeHeight="30">
+          <wp:anchor behindDoc="0" distT="0" distB="0" distL="114300" distR="114300" simplePos="0" locked="0" layoutInCell="0" allowOverlap="1" relativeHeight="27">
             <wp:simplePos x="0" y="0"/>
             <wp:positionH relativeFrom="column">
               <wp:posOffset>4344670</wp:posOffset>
@@ -4902,8 +4901,6 @@
           </wp:anchor>
         </w:drawing>
       </w:r>
-      <w:bookmarkEnd w:id="13"/>
-      <w:bookmarkEnd w:id="14"/>
       <w:r>
         <w:rPr>
           <w:rFonts w:ascii="Montserrat Medium" w:hAnsi="Montserrat Medium"/>
@@ -5035,7 +5032,7 @@
       </w:pPr>
       <w:r>
         <w:drawing>
-          <wp:anchor behindDoc="0" distT="0" distB="0" distL="114300" distR="114300" simplePos="0" locked="0" layoutInCell="0" allowOverlap="1" relativeHeight="33">
+          <wp:anchor behindDoc="0" distT="0" distB="0" distL="114300" distR="114300" simplePos="0" locked="0" layoutInCell="0" allowOverlap="1" relativeHeight="30">
             <wp:simplePos x="0" y="0"/>
             <wp:positionH relativeFrom="column">
               <wp:posOffset>-86995</wp:posOffset>
@@ -5245,7 +5242,7 @@
           <w:szCs w:val="24"/>
         </w:rPr>
       </w:pPr>
-      <w:bookmarkStart w:id="15" w:name="_Toc184287593"/>
+      <w:bookmarkStart w:id="11" w:name="_Toc184287593"/>
       <w:r>
         <w:rPr>
           <w:rFonts w:ascii="Montserrat Medium" w:hAnsi="Montserrat Medium"/>
@@ -5255,7 +5252,7 @@
         </w:rPr>
         <w:t>PLUGINS</w:t>
       </w:r>
-      <w:bookmarkEnd w:id="15"/>
+      <w:bookmarkEnd w:id="11"/>
     </w:p>
     <w:p>
       <w:pPr>
@@ -6119,7 +6116,7 @@
           <w:szCs w:val="24"/>
         </w:rPr>
       </w:pPr>
-      <w:bookmarkStart w:id="16" w:name="_Toc184287594"/>
+      <w:bookmarkStart w:id="12" w:name="_Toc184287594"/>
       <w:r>
         <w:rPr>
           <w:rFonts w:ascii="Montserrat Medium" w:hAnsi="Montserrat Medium"/>
@@ -6129,7 +6126,7 @@
         </w:rPr>
         <w:t>IDENTIDADE VISUAL E PALETA DE CORES</w:t>
       </w:r>
-      <w:bookmarkEnd w:id="16"/>
+      <w:bookmarkEnd w:id="12"/>
     </w:p>
     <w:p>
       <w:pPr>
@@ -6153,7 +6150,7 @@
         </w:rPr>
         <w:t>[</w:t>
       </w:r>
-      <w:bookmarkStart w:id="17" w:name="_Toc184287594_Copia_1"/>
+      <w:bookmarkStart w:id="13" w:name="_Toc184287594_Copia_1"/>
       <w:r>
         <w:rPr>
           <w:rFonts w:ascii="Montserrat Medium" w:hAnsi="Montserrat Medium"/>
@@ -6163,7 +6160,7 @@
         </w:rPr>
         <w:t>IDENTIDADE_VISUAL_E_PALETA_DE_CORES</w:t>
       </w:r>
-      <w:bookmarkEnd w:id="17"/>
+      <w:bookmarkEnd w:id="13"/>
       <w:r>
         <w:rPr>
           <w:rFonts w:ascii="Montserrat Medium" w:hAnsi="Montserrat Medium"/>
@@ -6184,7 +6181,10 @@
         </w:rPr>
       </w:pPr>
       <w:r>
-        <w:rPr/>
+        <w:rPr>
+          <w:rFonts w:ascii="Montserrat Medium" w:hAnsi="Montserrat Medium"/>
+          <w:color w:themeColor="text1" w:themeTint="bf" w:val="404040"/>
+        </w:rPr>
       </w:r>
     </w:p>
     <w:p>
@@ -6222,7 +6222,7 @@
           <w:szCs w:val="24"/>
         </w:rPr>
       </w:pPr>
-      <w:bookmarkStart w:id="18" w:name="_Toc184287595"/>
+      <w:bookmarkStart w:id="14" w:name="_Toc184287595"/>
       <w:r>
         <w:rPr>
           <w:rFonts w:ascii="Montserrat Medium" w:hAnsi="Montserrat Medium"/>
@@ -6232,7 +6232,7 @@
         </w:rPr>
         <w:t>USABILIDADE E INTERFACE - PÁGINA HOME, SEÇÕES E LOJA</w:t>
       </w:r>
-      <w:bookmarkEnd w:id="18"/>
+      <w:bookmarkEnd w:id="14"/>
     </w:p>
     <w:p>
       <w:pPr>
@@ -6536,7 +6536,7 @@
           <w:szCs w:val="24"/>
         </w:rPr>
       </w:pPr>
-      <w:bookmarkStart w:id="19" w:name="_Toc184287596"/>
+      <w:bookmarkStart w:id="15" w:name="_Toc184287596"/>
       <w:r>
         <w:rPr>
           <w:rFonts w:ascii="Montserrat Medium" w:hAnsi="Montserrat Medium"/>
@@ -6546,7 +6546,7 @@
         </w:rPr>
         <w:t>PÁGINA HOME</w:t>
       </w:r>
-      <w:bookmarkEnd w:id="19"/>
+      <w:bookmarkEnd w:id="15"/>
     </w:p>
     <w:p>
       <w:pPr>
@@ -6554,64 +6554,10 @@
         <w:rPr/>
       </w:pPr>
       <w:r>
-        <w:rPr/>
         <mc:AlternateContent>
           <mc:Choice Requires="wps">
             <w:drawing>
-              <wp:inline distT="0" distB="0" distL="0" distR="0" wp14:anchorId="12ED6718">
-                <wp:extent cx="5400040" cy="2724150"/>
-                <wp:effectExtent l="152400" t="152400" r="353060" b="361950"/>
-                <wp:docPr id="8" name="Imagem 1" descr="Interface gráfica do usuário, Aplicativo&#10;&#10;Descrição gerada automaticamente"/>
-                <a:graphic xmlns:a="http://schemas.openxmlformats.org/drawingml/2006/main">
-                  <a:graphicData uri="http://schemas.openxmlformats.org/drawingml/2006/picture">
-                    <pic:pic xmlns:pic="http://schemas.openxmlformats.org/drawingml/2006/picture">
-                      <pic:nvPicPr>
-                        <pic:cNvPr id="9" name="Imagem 1" descr="Interface gráfica do usuário, Aplicativo&#10;&#10;Descrição gerada automaticamente"/>
-                        <pic:cNvPicPr/>
-                      </pic:nvPicPr>
-                      <pic:blipFill>
-                        <a:blip r:embed="rId21"/>
-                        <a:stretch/>
-                      </pic:blipFill>
-                      <pic:spPr>
-                        <a:xfrm>
-                          <a:off x="0" y="0"/>
-                          <a:ext cx="5400000" cy="2724120"/>
-                        </a:xfrm>
-                        <a:prstGeom prst="rect">
-                          <a:avLst/>
-                        </a:prstGeom>
-                        <a:ln w="0">
-                          <a:noFill/>
-                        </a:ln>
-                        <a:effectLst>
-                          <a:outerShdw algn="tl" blurRad="291960" dir="2700000" dist="138988" rotWithShape="0">
-                            <a:srgbClr val="333333">
-                              <a:alpha val="65000"/>
-                            </a:srgbClr>
-                          </a:outerShdw>
-                        </a:effectLst>
-                      </pic:spPr>
-                    </pic:pic>
-                  </a:graphicData>
-                </a:graphic>
-              </wp:inline>
-            </w:drawing>
-          </mc:Choice>
-          <mc:Fallback>
-            <w:pict>
-              <v:shape id="shape_0" ID="Imagem 1" stroked="f" o:allowincell="f" style="position:absolute;margin-left:0pt;margin-top:-255.05pt;width:425.15pt;height:214.45pt;mso-wrap-style:none;v-text-anchor:middle;mso-position-vertical:top" wp14:anchorId="12ED6718" type="_x0000_t75">
-                <v:imagedata r:id="rId22" o:detectmouseclick="t"/>
-                <v:stroke color="#3465a4" joinstyle="round" endcap="flat"/>
-                <w10:wrap type="square"/>
-              </v:shape>
-            </w:pict>
-          </mc:Fallback>
-        </mc:AlternateContent>
-        <mc:AlternateContent>
-          <mc:Choice Requires="wps">
-            <w:drawing>
-              <wp:anchor behindDoc="0" distT="0" distB="0" distL="0" distR="0" simplePos="0" locked="0" layoutInCell="1" allowOverlap="1" relativeHeight="31" wp14:anchorId="6133A862">
+              <wp:anchor behindDoc="0" distT="0" distB="0" distL="0" distR="0" simplePos="0" locked="0" layoutInCell="1" allowOverlap="1" relativeHeight="28" wp14:anchorId="6133A862">
                 <wp:simplePos x="0" y="0"/>
                 <wp:positionH relativeFrom="column">
                   <wp:posOffset>3980815</wp:posOffset>
@@ -6622,7 +6568,7 @@
                 <wp:extent cx="1461770" cy="254000"/>
                 <wp:effectExtent l="0" t="0" r="0" b="0"/>
                 <wp:wrapNone/>
-                <wp:docPr id="10" name="Caixa de Texto 1605061311"/>
+                <wp:docPr id="8" name="Caixa de Texto 1605061311"/>
                 <a:graphic xmlns:a="http://schemas.openxmlformats.org/drawingml/2006/main">
                   <a:graphicData uri="http://schemas.microsoft.com/office/word/2010/wordprocessingShape">
                     <wps:wsp>
@@ -6699,6 +6645,10 @@
           </mc:Fallback>
         </mc:AlternateContent>
       </w:r>
+      <w:r>
+        <w:rPr/>
+        <w:t>[PAGINA_HOME_IMG]</w:t>
+      </w:r>
     </w:p>
     <w:p>
       <w:pPr>
@@ -6713,7 +6663,7 @@
           <w:szCs w:val="24"/>
         </w:rPr>
       </w:pPr>
-      <w:bookmarkStart w:id="20" w:name="_Toc184287597"/>
+      <w:bookmarkStart w:id="16" w:name="_Toc184287597"/>
       <w:r>
         <w:rPr>
           <w:rFonts w:ascii="Montserrat Medium" w:hAnsi="Montserrat Medium"/>
@@ -6723,7 +6673,121 @@
         </w:rPr>
         <w:t>PÁGINA LOJA</w:t>
       </w:r>
-      <w:bookmarkEnd w:id="20"/>
+      <w:bookmarkEnd w:id="16"/>
+    </w:p>
+    <w:p>
+      <w:pPr>
+        <w:pStyle w:val="Normal"/>
+        <w:rPr/>
+      </w:pPr>
+      <w:r>
+        <w:rPr/>
+        <w:t>[PAGINA_PRODUTOS_IMG]</w:t>
+      </w:r>
+    </w:p>
+    <w:p>
+      <w:pPr>
+        <w:pStyle w:val="Normal"/>
+        <w:rPr/>
+      </w:pPr>
+      <w:r>
+        <w:rPr/>
+      </w:r>
+    </w:p>
+    <w:p>
+      <w:pPr>
+        <w:pStyle w:val="Heading2"/>
+        <w:spacing w:lineRule="auto" w:line="360"/>
+        <w:ind w:hanging="10" w:left="0" w:right="78"/>
+        <w:jc w:val="center"/>
+        <w:rPr>
+          <w:rFonts w:ascii="Montserrat Medium" w:hAnsi="Montserrat Medium"/>
+          <w:color w:themeColor="text1" w:themeTint="bf" w:val="404040"/>
+          <w:sz w:val="24"/>
+          <w:szCs w:val="24"/>
+        </w:rPr>
+      </w:pPr>
+      <w:bookmarkStart w:id="17" w:name="_Toc184287598"/>
+      <w:r>
+        <w:rPr>
+          <w:rFonts w:ascii="Montserrat Medium" w:hAnsi="Montserrat Medium"/>
+          <w:color w:themeColor="text1" w:themeTint="bf" w:val="404040"/>
+          <w:sz w:val="24"/>
+          <w:szCs w:val="24"/>
+        </w:rPr>
+        <w:t>PÁGINA SOBRE NÓS</w:t>
+      </w:r>
+      <w:bookmarkEnd w:id="17"/>
+    </w:p>
+    <w:p>
+      <w:pPr>
+        <w:pStyle w:val="Normal"/>
+        <w:rPr/>
+      </w:pPr>
+      <w:r>
+        <w:rPr/>
+        <w:t>[PAGINA_QUEM_SOMOS_IMG]</w:t>
+      </w:r>
+    </w:p>
+    <w:p>
+      <w:pPr>
+        <w:pStyle w:val="Heading2"/>
+        <w:spacing w:lineRule="auto" w:line="360"/>
+        <w:ind w:hanging="10" w:left="0" w:right="78"/>
+        <w:jc w:val="center"/>
+        <w:rPr>
+          <w:rFonts w:ascii="Montserrat Medium" w:hAnsi="Montserrat Medium"/>
+          <w:color w:themeColor="text1" w:themeTint="bf" w:val="404040"/>
+          <w:sz w:val="24"/>
+          <w:szCs w:val="24"/>
+        </w:rPr>
+      </w:pPr>
+      <w:bookmarkStart w:id="18" w:name="_Toc184287599"/>
+      <w:r>
+        <w:rPr>
+          <w:rFonts w:ascii="Montserrat Medium" w:hAnsi="Montserrat Medium"/>
+          <w:color w:themeColor="text1" w:themeTint="bf" w:val="404040"/>
+          <w:sz w:val="24"/>
+          <w:szCs w:val="24"/>
+        </w:rPr>
+        <w:t>PÁGINA CONTATO</w:t>
+      </w:r>
+      <w:bookmarkEnd w:id="18"/>
+    </w:p>
+    <w:p>
+      <w:pPr>
+        <w:pStyle w:val="Normal"/>
+        <w:rPr/>
+      </w:pPr>
+      <w:r>
+        <w:rPr/>
+        <w:t>[PAGINA_CONTATO_IMG]</w:t>
+      </w:r>
+    </w:p>
+    <w:p>
+      <w:pPr>
+        <w:pStyle w:val="Heading2"/>
+        <w:spacing w:lineRule="auto" w:line="360"/>
+        <w:ind w:hanging="10" w:left="0" w:right="78"/>
+        <w:jc w:val="center"/>
+        <w:rPr>
+          <w:rFonts w:ascii="Montserrat Medium" w:hAnsi="Montserrat Medium"/>
+          <w:color w:themeColor="text1" w:themeTint="bf" w:val="404040"/>
+          <w:sz w:val="24"/>
+          <w:szCs w:val="24"/>
+        </w:rPr>
+      </w:pPr>
+      <w:bookmarkStart w:id="19" w:name="_Toc184287600"/>
+      <w:r>
+        <w:rPr>
+          <w:rFonts w:ascii="Montserrat Medium" w:hAnsi="Montserrat Medium"/>
+          <w:color w:themeColor="text1" w:themeTint="bf" w:val="404040"/>
+          <w:sz w:val="24"/>
+          <w:szCs w:val="24"/>
+        </w:rPr>
+        <w:t>INFORMAÇÕES DO PRODUTO</w:t>
+      </w:r>
+      <w:bookmarkEnd w:id="19"/>
     </w:p>
     <w:p>
       <w:pPr>
@@ -6735,25 +6799,25 @@
         <mc:AlternateContent>
           <mc:Choice Requires="wps">
             <w:drawing>
-              <wp:inline distT="0" distB="0" distL="0" distR="0" wp14:anchorId="39FB3E81">
-                <wp:extent cx="5400040" cy="2722880"/>
-                <wp:effectExtent l="152400" t="152400" r="353060" b="363220"/>
-                <wp:docPr id="11" name="Imagem 1" descr="Interface gráfica do usuário, Site&#10;&#10;Descrição gerada automaticamente"/>
+              <wp:inline distT="0" distB="0" distL="0" distR="0" wp14:anchorId="553B9743">
+                <wp:extent cx="5400040" cy="3965575"/>
+                <wp:effectExtent l="152400" t="152400" r="353060" b="358775"/>
+                <wp:docPr id="9" name="Imagem 1" descr="Interface gráfica do usuário&#10;&#10;Descrição gerada automaticamente"/>
                 <a:graphic xmlns:a="http://schemas.openxmlformats.org/drawingml/2006/main">
                   <a:graphicData uri="http://schemas.openxmlformats.org/drawingml/2006/picture">
                     <pic:pic xmlns:pic="http://schemas.openxmlformats.org/drawingml/2006/picture">
                       <pic:nvPicPr>
-                        <pic:cNvPr id="12" name="Imagem 1" descr="Interface gráfica do usuário, Site&#10;&#10;Descrição gerada automaticamente"/>
+                        <pic:cNvPr id="10" name="Imagem 1" descr="Interface gráfica do usuário&#10;&#10;Descrição gerada automaticamente"/>
                         <pic:cNvPicPr/>
                       </pic:nvPicPr>
                       <pic:blipFill>
-                        <a:blip r:embed="rId23"/>
+                        <a:blip r:embed="rId21"/>
                         <a:stretch/>
                       </pic:blipFill>
                       <pic:spPr>
                         <a:xfrm>
                           <a:off x="0" y="0"/>
-                          <a:ext cx="5400000" cy="2723040"/>
+                          <a:ext cx="5400000" cy="3965400"/>
                         </a:xfrm>
                         <a:prstGeom prst="rect">
                           <a:avLst/>
@@ -6762,7 +6826,7 @@
                           <a:noFill/>
                         </a:ln>
                         <a:effectLst>
-                          <a:outerShdw algn="tl" blurRad="291960" dir="2700000" dist="138988" rotWithShape="0">
+                          <a:outerShdw algn="tl" blurRad="291960" dir="2700000" dist="138479" rotWithShape="0">
                             <a:srgbClr val="333333">
                               <a:alpha val="65000"/>
                             </a:srgbClr>
@@ -6777,8 +6841,8 @@
           </mc:Choice>
           <mc:Fallback>
             <w:pict>
-              <v:shape id="shape_0" ID="Imagem 1" stroked="f" o:allowincell="f" style="position:absolute;margin-left:0pt;margin-top:-255.05pt;width:425.15pt;height:214.35pt;mso-wrap-style:none;v-text-anchor:middle;mso-position-vertical:top" wp14:anchorId="39FB3E81" type="_x0000_t75">
-                <v:imagedata r:id="rId24" o:detectmouseclick="t"/>
+              <v:shape id="shape_0" ID="Imagem 1" stroked="f" o:allowincell="f" style="position:absolute;margin-left:0pt;margin-top:-352.55pt;width:425.15pt;height:312.2pt;mso-wrap-style:none;v-text-anchor:middle;mso-position-vertical:top" wp14:anchorId="553B9743" type="_x0000_t75">
+                <v:imagedata r:id="rId22" o:detectmouseclick="t"/>
                 <v:stroke color="#3465a4" joinstyle="round" endcap="flat"/>
                 <w10:wrap type="square"/>
               </v:shape>
@@ -6789,15 +6853,6 @@
     </w:p>
     <w:p>
       <w:pPr>
-        <w:pStyle w:val="Normal"/>
-        <w:rPr/>
-      </w:pPr>
-      <w:r>
-        <w:rPr/>
-      </w:r>
-    </w:p>
-    <w:p>
-      <w:pPr>
         <w:pStyle w:val="Heading2"/>
         <w:spacing w:lineRule="auto" w:line="360"/>
         <w:ind w:hanging="10" w:left="0" w:right="78"/>
@@ -6809,7 +6864,7 @@
           <w:szCs w:val="24"/>
         </w:rPr>
       </w:pPr>
-      <w:bookmarkStart w:id="21" w:name="_Toc184287598"/>
+      <w:bookmarkStart w:id="20" w:name="_Toc184287601"/>
       <w:r>
         <w:rPr>
           <w:rFonts w:ascii="Montserrat Medium" w:hAnsi="Montserrat Medium"/>
@@ -6817,9 +6872,9 @@
           <w:sz w:val="24"/>
           <w:szCs w:val="24"/>
         </w:rPr>
-        <w:t>PÁGINA SOBRE NÓS</w:t>
-      </w:r>
-      <w:bookmarkEnd w:id="21"/>
+        <w:t>INFORMAÇÃO ADICIONAL DO PRODUTO</w:t>
+      </w:r>
+      <w:bookmarkEnd w:id="20"/>
     </w:p>
     <w:p>
       <w:pPr>
@@ -6831,25 +6886,25 @@
         <mc:AlternateContent>
           <mc:Choice Requires="wps">
             <w:drawing>
-              <wp:inline distT="0" distB="0" distL="0" distR="0" wp14:anchorId="28445D55">
-                <wp:extent cx="5400040" cy="2721610"/>
-                <wp:effectExtent l="152400" t="152400" r="353060" b="364490"/>
-                <wp:docPr id="13" name="Imagem 1" descr="Interface gráfica do usuário, Aplicativo, Teams&#10;&#10;Descrição gerada automaticamente"/>
+              <wp:inline distT="0" distB="0" distL="0" distR="0" wp14:anchorId="627CC814">
+                <wp:extent cx="5400040" cy="3830320"/>
+                <wp:effectExtent l="152400" t="152400" r="353060" b="360680"/>
+                <wp:docPr id="11" name="Imagem 1" descr="Interface gráfica do usuário, Texto, Email&#10;&#10;Descrição gerada automaticamente"/>
                 <a:graphic xmlns:a="http://schemas.openxmlformats.org/drawingml/2006/main">
                   <a:graphicData uri="http://schemas.openxmlformats.org/drawingml/2006/picture">
                     <pic:pic xmlns:pic="http://schemas.openxmlformats.org/drawingml/2006/picture">
                       <pic:nvPicPr>
-                        <pic:cNvPr id="14" name="Imagem 1" descr="Interface gráfica do usuário, Aplicativo, Teams&#10;&#10;Descrição gerada automaticamente"/>
+                        <pic:cNvPr id="12" name="Imagem 1" descr="Interface gráfica do usuário, Texto, Email&#10;&#10;Descrição gerada automaticamente"/>
                         <pic:cNvPicPr/>
                       </pic:nvPicPr>
                       <pic:blipFill>
-                        <a:blip r:embed="rId25"/>
+                        <a:blip r:embed="rId23"/>
                         <a:stretch/>
                       </pic:blipFill>
                       <pic:spPr>
                         <a:xfrm>
                           <a:off x="0" y="0"/>
-                          <a:ext cx="5400000" cy="2721600"/>
+                          <a:ext cx="5400000" cy="3830400"/>
                         </a:xfrm>
                         <a:prstGeom prst="rect">
                           <a:avLst/>
@@ -6858,7 +6913,7 @@
                           <a:noFill/>
                         </a:ln>
                         <a:effectLst>
-                          <a:outerShdw algn="tl" blurRad="291960" dir="2700000" dist="138988" rotWithShape="0">
+                          <a:outerShdw algn="tl" blurRad="291960" dir="2700000" dist="138479" rotWithShape="0">
                             <a:srgbClr val="333333">
                               <a:alpha val="65000"/>
                             </a:srgbClr>
@@ -6873,7 +6928,94 @@
           </mc:Choice>
           <mc:Fallback>
             <w:pict>
-              <v:shape id="shape_0" ID="Imagem 1" stroked="f" o:allowincell="f" style="position:absolute;margin-left:0pt;margin-top:-255.05pt;width:425.15pt;height:214.25pt;mso-wrap-style:none;v-text-anchor:middle;mso-position-vertical:top" wp14:anchorId="28445D55" type="_x0000_t75">
+              <v:shape id="shape_0" ID="Imagem 1" stroked="f" o:allowincell="f" style="position:absolute;margin-left:0pt;margin-top:-342.05pt;width:425.15pt;height:301.55pt;mso-wrap-style:none;v-text-anchor:middle;mso-position-vertical:top" wp14:anchorId="627CC814" type="_x0000_t75">
+                <v:imagedata r:id="rId24" o:detectmouseclick="t"/>
+                <v:stroke color="#3465a4" joinstyle="round" endcap="flat"/>
+                <w10:wrap type="square"/>
+              </v:shape>
+            </w:pict>
+          </mc:Fallback>
+        </mc:AlternateContent>
+      </w:r>
+    </w:p>
+    <w:p>
+      <w:pPr>
+        <w:pStyle w:val="Heading2"/>
+        <w:spacing w:lineRule="auto" w:line="360"/>
+        <w:ind w:hanging="10" w:left="0" w:right="78"/>
+        <w:jc w:val="center"/>
+        <w:rPr>
+          <w:rFonts w:ascii="Montserrat Medium" w:hAnsi="Montserrat Medium"/>
+          <w:color w:themeColor="text1" w:themeTint="bf" w:val="404040"/>
+          <w:sz w:val="24"/>
+          <w:szCs w:val="24"/>
+        </w:rPr>
+      </w:pPr>
+      <w:bookmarkStart w:id="21" w:name="_Toc184287602"/>
+      <w:r>
+        <w:rPr>
+          <w:rFonts w:ascii="Montserrat Medium" w:hAnsi="Montserrat Medium"/>
+          <w:color w:themeColor="text1" w:themeTint="bf" w:val="404040"/>
+          <w:sz w:val="24"/>
+          <w:szCs w:val="24"/>
+        </w:rPr>
+        <w:t>ÁREA LOGADA E CARRINHO DE COMPRA</w:t>
+      </w:r>
+      <w:bookmarkEnd w:id="21"/>
+    </w:p>
+    <w:p>
+      <w:pPr>
+        <w:pStyle w:val="Normal"/>
+        <w:rPr/>
+      </w:pPr>
+      <w:r>
+        <w:rPr/>
+        <mc:AlternateContent>
+          <mc:Choice Requires="wps">
+            <w:drawing>
+              <wp:inline distT="0" distB="0" distL="0" distR="0" wp14:anchorId="25751737">
+                <wp:extent cx="5400040" cy="4331970"/>
+                <wp:effectExtent l="152400" t="152400" r="353060" b="354330"/>
+                <wp:docPr id="13" name="Imagem 1" descr="Interface gráfica do usuário, Texto, Aplicativo&#10;&#10;Descrição gerada automaticamente"/>
+                <a:graphic xmlns:a="http://schemas.openxmlformats.org/drawingml/2006/main">
+                  <a:graphicData uri="http://schemas.openxmlformats.org/drawingml/2006/picture">
+                    <pic:pic xmlns:pic="http://schemas.openxmlformats.org/drawingml/2006/picture">
+                      <pic:nvPicPr>
+                        <pic:cNvPr id="14" name="Imagem 1" descr="Interface gráfica do usuário, Texto, Aplicativo&#10;&#10;Descrição gerada automaticamente"/>
+                        <pic:cNvPicPr/>
+                      </pic:nvPicPr>
+                      <pic:blipFill>
+                        <a:blip r:embed="rId25"/>
+                        <a:stretch/>
+                      </pic:blipFill>
+                      <pic:spPr>
+                        <a:xfrm>
+                          <a:off x="0" y="0"/>
+                          <a:ext cx="5400000" cy="4331880"/>
+                        </a:xfrm>
+                        <a:prstGeom prst="rect">
+                          <a:avLst/>
+                        </a:prstGeom>
+                        <a:ln w="0">
+                          <a:noFill/>
+                        </a:ln>
+                        <a:effectLst>
+                          <a:outerShdw algn="tl" blurRad="291960" dir="2700000" dist="138479" rotWithShape="0">
+                            <a:srgbClr val="333333">
+                              <a:alpha val="65000"/>
+                            </a:srgbClr>
+                          </a:outerShdw>
+                        </a:effectLst>
+                      </pic:spPr>
+                    </pic:pic>
+                  </a:graphicData>
+                </a:graphic>
+              </wp:inline>
+            </w:drawing>
+          </mc:Choice>
+          <mc:Fallback>
+            <w:pict>
+              <v:shape id="shape_0" ID="Imagem 1" stroked="f" o:allowincell="f" style="position:absolute;margin-left:0pt;margin-top:-381.05pt;width:425.15pt;height:341.05pt;mso-wrap-style:none;v-text-anchor:middle;mso-position-vertical:top" wp14:anchorId="25751737" type="_x0000_t75">
                 <v:imagedata r:id="rId26" o:detectmouseclick="t"/>
                 <v:stroke color="#3465a4" joinstyle="round" endcap="flat"/>
                 <w10:wrap type="square"/>
@@ -6896,7 +7038,7 @@
           <w:szCs w:val="24"/>
         </w:rPr>
       </w:pPr>
-      <w:bookmarkStart w:id="22" w:name="_Toc184287599"/>
+      <w:bookmarkStart w:id="22" w:name="_Toc184287603"/>
       <w:r>
         <w:rPr>
           <w:rFonts w:ascii="Montserrat Medium" w:hAnsi="Montserrat Medium"/>
@@ -6904,23 +7046,226 @@
           <w:sz w:val="24"/>
           <w:szCs w:val="24"/>
         </w:rPr>
-        <w:t>PÁGINA CONTATO</w:t>
+        <w:t>PAGAMENTO E SEGURANÇA</w:t>
       </w:r>
       <w:bookmarkEnd w:id="22"/>
     </w:p>
     <w:p>
       <w:pPr>
         <w:pStyle w:val="Normal"/>
-        <w:rPr/>
+        <w:tabs>
+          <w:tab w:val="clear" w:pos="709"/>
+          <w:tab w:val="right" w:pos="8504" w:leader="dot"/>
+        </w:tabs>
+        <w:spacing w:lineRule="auto" w:line="360"/>
+        <w:ind w:hanging="0" w:left="0" w:right="78"/>
+        <w:jc w:val="both"/>
+        <w:rPr>
+          <w:rFonts w:ascii="Montserrat" w:hAnsi="Montserrat" w:eastAsia="Calibri" w:cs="" w:cstheme="minorBidi" w:eastAsiaTheme="minorHAnsi"/>
+          <w:color w:themeColor="text1" w:themeTint="bf" w:val="404040"/>
+          <w:kern w:val="0"/>
+          <w:sz w:val="24"/>
+          <w:szCs w:val="24"/>
+          <w:lang w:eastAsia="en-US"/>
+          <w14:ligatures w14:val="none"/>
+        </w:rPr>
+      </w:pPr>
+      <w:r>
+        <w:rPr>
+          <w:rFonts w:eastAsia="Calibri" w:cs="" w:ascii="Montserrat" w:hAnsi="Montserrat" w:cstheme="minorBidi" w:eastAsiaTheme="minorHAnsi"/>
+          <w:color w:themeColor="text1" w:themeTint="bf" w:val="404040"/>
+          <w:kern w:val="0"/>
+          <w:sz w:val="24"/>
+          <w:szCs w:val="24"/>
+          <w:lang w:eastAsia="en-US"/>
+          <w14:ligatures w14:val="none"/>
+        </w:rPr>
+        <w:t xml:space="preserve">A definição dos meios para gerenciar os pagamentos foi pautada por critérios de eficiência e segurança, resultando na escolha das plataformas de pagamento Mercado Pago e PayPal. </w:t>
+      </w:r>
+    </w:p>
+    <w:p>
+      <w:pPr>
+        <w:pStyle w:val="Normal"/>
+        <w:tabs>
+          <w:tab w:val="clear" w:pos="709"/>
+          <w:tab w:val="right" w:pos="8504" w:leader="dot"/>
+        </w:tabs>
+        <w:spacing w:lineRule="auto" w:line="360"/>
+        <w:ind w:hanging="0" w:left="0" w:right="78"/>
+        <w:jc w:val="both"/>
+        <w:rPr>
+          <w:rFonts w:ascii="Montserrat" w:hAnsi="Montserrat" w:eastAsia="Calibri" w:cs="" w:cstheme="minorBidi" w:eastAsiaTheme="minorHAnsi"/>
+          <w:color w:themeColor="text1" w:themeTint="bf" w:val="404040"/>
+          <w:kern w:val="0"/>
+          <w:sz w:val="24"/>
+          <w:szCs w:val="24"/>
+          <w:lang w:eastAsia="en-US"/>
+          <w14:ligatures w14:val="none"/>
+        </w:rPr>
+      </w:pPr>
+      <w:r>
+        <w:rPr>
+          <w:rFonts w:eastAsia="Calibri" w:cs="" w:ascii="Montserrat" w:hAnsi="Montserrat" w:cstheme="minorBidi" w:eastAsiaTheme="minorHAnsi"/>
+          <w:color w:themeColor="text1" w:themeTint="bf" w:val="404040"/>
+          <w:kern w:val="0"/>
+          <w:sz w:val="24"/>
+          <w:szCs w:val="24"/>
+          <w:lang w:eastAsia="en-US"/>
+          <w14:ligatures w14:val="none"/>
+        </w:rPr>
+        <w:t>Essa seleção tem como objetivo proporcionar aos clientes uma experiência de compra conveniente e livre de preocupações. Além disso, a implantação do gateway de pagamento foi executada de maneira personalizada, considerando a realidade e as necessidades específicas do cliente.</w:t>
+      </w:r>
+    </w:p>
+    <w:p>
+      <w:pPr>
+        <w:pStyle w:val="Normal"/>
+        <w:tabs>
+          <w:tab w:val="clear" w:pos="709"/>
+          <w:tab w:val="right" w:pos="8504" w:leader="dot"/>
+        </w:tabs>
+        <w:spacing w:lineRule="auto" w:line="360"/>
+        <w:ind w:hanging="0" w:left="0" w:right="78"/>
+        <w:jc w:val="both"/>
+        <w:rPr>
+          <w:rFonts w:ascii="Montserrat" w:hAnsi="Montserrat" w:eastAsia="Calibri" w:cs="" w:cstheme="minorBidi" w:eastAsiaTheme="minorHAnsi"/>
+          <w:color w:themeColor="text1" w:themeTint="bf" w:val="404040"/>
+          <w:kern w:val="0"/>
+          <w:sz w:val="24"/>
+          <w:szCs w:val="24"/>
+          <w:lang w:eastAsia="en-US"/>
+          <w14:ligatures w14:val="none"/>
+        </w:rPr>
+      </w:pPr>
+      <w:r>
+        <w:rPr>
+          <w:rFonts w:eastAsia="Calibri" w:cs="" w:ascii="Montserrat" w:hAnsi="Montserrat" w:cstheme="minorBidi" w:eastAsiaTheme="minorHAnsi"/>
+          <w:color w:themeColor="text1" w:themeTint="bf" w:val="404040"/>
+          <w:kern w:val="0"/>
+          <w:sz w:val="24"/>
+          <w:szCs w:val="24"/>
+          <w:lang w:eastAsia="en-US"/>
+          <w14:ligatures w14:val="none"/>
+        </w:rPr>
+        <w:t xml:space="preserve">O enfoque foi estabelecer uma integração fluida entre a plataforma de pagamento e a loja virtual, com a intenção de aprimorar a experiência do cliente. </w:t>
+      </w:r>
+    </w:p>
+    <w:p>
+      <w:pPr>
+        <w:pStyle w:val="Normal"/>
+        <w:tabs>
+          <w:tab w:val="clear" w:pos="709"/>
+          <w:tab w:val="right" w:pos="8504" w:leader="dot"/>
+        </w:tabs>
+        <w:spacing w:lineRule="auto" w:line="360"/>
+        <w:ind w:hanging="0" w:left="0" w:right="78"/>
+        <w:jc w:val="both"/>
+        <w:rPr>
+          <w:rFonts w:ascii="Montserrat" w:hAnsi="Montserrat" w:eastAsia="Calibri" w:cs="" w:cstheme="minorBidi" w:eastAsiaTheme="minorHAnsi"/>
+          <w:color w:themeColor="text1" w:themeTint="bf" w:val="404040"/>
+          <w:kern w:val="0"/>
+          <w:sz w:val="24"/>
+          <w:szCs w:val="24"/>
+          <w:lang w:eastAsia="en-US"/>
+          <w14:ligatures w14:val="none"/>
+        </w:rPr>
+      </w:pPr>
+      <w:r>
+        <w:rPr>
+          <w:rFonts w:eastAsia="Calibri" w:cs="" w:ascii="Montserrat" w:hAnsi="Montserrat" w:cstheme="minorBidi" w:eastAsiaTheme="minorHAnsi"/>
+          <w:color w:themeColor="text1" w:themeTint="bf" w:val="404040"/>
+          <w:kern w:val="0"/>
+          <w:sz w:val="24"/>
+          <w:szCs w:val="24"/>
+          <w:lang w:eastAsia="en-US"/>
+          <w14:ligatures w14:val="none"/>
+        </w:rPr>
+        <w:t>Em relação à segurança, os gateways de pagamento incorporam criptografia e sistemas de detecção de fraudes para proteger as informações sensíveis dos clientes, assegurando que os dados pessoais e financeiros sejam tratados de forma segura.</w:t>
+      </w:r>
+    </w:p>
+    <w:p>
+      <w:pPr>
+        <w:pStyle w:val="Normal"/>
+        <w:tabs>
+          <w:tab w:val="clear" w:pos="709"/>
+          <w:tab w:val="right" w:pos="8504" w:leader="dot"/>
+        </w:tabs>
+        <w:spacing w:lineRule="auto" w:line="360"/>
+        <w:ind w:hanging="0" w:left="0" w:right="78"/>
+        <w:jc w:val="both"/>
+        <w:rPr>
+          <w:rFonts w:ascii="Montserrat" w:hAnsi="Montserrat" w:eastAsia="" w:cs="" w:cstheme="minorBidi" w:eastAsiaTheme="minorEastAsia"/>
+          <w:color w:themeColor="text1" w:themeTint="bf" w:val="404040"/>
+          <w:kern w:val="0"/>
+          <w:sz w:val="24"/>
+          <w:szCs w:val="24"/>
+          <w:lang w:eastAsia="en-US"/>
+          <w14:ligatures w14:val="none"/>
+        </w:rPr>
+      </w:pPr>
+      <w:r>
+        <w:rPr>
+          <w:rFonts w:eastAsia="" w:cs="" w:ascii="Montserrat" w:hAnsi="Montserrat" w:cstheme="minorBidi" w:eastAsiaTheme="minorEastAsia"/>
+          <w:color w:themeColor="text1" w:themeTint="bf" w:val="404040"/>
+          <w:kern w:val="0"/>
+          <w:sz w:val="24"/>
+          <w:szCs w:val="24"/>
+          <w:lang w:eastAsia="en-US"/>
+          <w14:ligatures w14:val="none"/>
+        </w:rPr>
+        <w:t xml:space="preserve">Dessa forma, a </w:t>
+      </w:r>
+      <w:r>
+        <w:rPr>
+          <w:rFonts w:eastAsia="" w:cs="" w:ascii="Montserrat Light" w:hAnsi="Montserrat Light"/>
+          <w:color w:themeColor="text1" w:themeTint="bf" w:val="404040"/>
+          <w:kern w:val="0"/>
+          <w:sz w:val="24"/>
+          <w:szCs w:val="24"/>
+          <w:lang w:eastAsia="en-US"/>
+        </w:rPr>
+        <w:t>[NOME_EMPRESA_CLIENTE]</w:t>
+      </w:r>
+      <w:r>
+        <w:rPr>
+          <w:rFonts w:eastAsia="" w:cs="" w:ascii="Montserrat" w:hAnsi="Montserrat" w:cstheme="minorBidi" w:eastAsiaTheme="minorEastAsia"/>
+          <w:color w:themeColor="text1" w:themeTint="bf" w:val="404040"/>
+          <w:kern w:val="0"/>
+          <w:sz w:val="24"/>
+          <w:szCs w:val="24"/>
+          <w:lang w:eastAsia="en-US"/>
+          <w14:ligatures w14:val="none"/>
+        </w:rPr>
+        <w:t xml:space="preserve"> reafirma o compromisso de oferecer uma experiência de compra online confiável, ágil e valorizada, atendendo às expectativas de segurança e praticidade dos seus clientes.</w:t>
+      </w:r>
+    </w:p>
+    <w:p>
+      <w:pPr>
+        <w:pStyle w:val="Normal"/>
+        <w:tabs>
+          <w:tab w:val="clear" w:pos="709"/>
+          <w:tab w:val="right" w:pos="8504" w:leader="dot"/>
+        </w:tabs>
+        <w:spacing w:lineRule="auto" w:line="360"/>
+        <w:ind w:hanging="0" w:left="0" w:right="78"/>
+        <w:jc w:val="center"/>
+        <w:rPr>
+          <w:rFonts w:ascii="Montserrat" w:hAnsi="Montserrat" w:eastAsia="Calibri" w:cs="" w:cstheme="minorBidi" w:eastAsiaTheme="minorHAnsi"/>
+          <w:color w:themeColor="text1" w:themeTint="bf" w:val="404040"/>
+          <w:kern w:val="0"/>
+          <w:sz w:val="24"/>
+          <w:szCs w:val="24"/>
+          <w:lang w:eastAsia="en-US"/>
+          <w14:ligatures w14:val="none"/>
+        </w:rPr>
       </w:pPr>
       <w:r>
         <w:rPr/>
         <mc:AlternateContent>
           <mc:Choice Requires="wps">
             <w:drawing>
-              <wp:inline distT="0" distB="0" distL="0" distR="0" wp14:anchorId="1653A6B8">
-                <wp:extent cx="5400040" cy="2717165"/>
-                <wp:effectExtent l="152400" t="152400" r="353060" b="368935"/>
+              <wp:inline distT="0" distB="0" distL="0" distR="0" wp14:anchorId="6ABC878D">
+                <wp:extent cx="1029335" cy="2990850"/>
+                <wp:effectExtent l="152400" t="152400" r="361315" b="361950"/>
                 <wp:docPr id="15" name="Imagem 1" descr="Interface gráfica do usuário, Aplicativo&#10;&#10;Descrição gerada automaticamente"/>
                 <a:graphic xmlns:a="http://schemas.openxmlformats.org/drawingml/2006/main">
                   <a:graphicData uri="http://schemas.openxmlformats.org/drawingml/2006/picture">
@@ -6936,557 +7281,6 @@
                       <pic:spPr>
                         <a:xfrm>
                           <a:off x="0" y="0"/>
-                          <a:ext cx="5400000" cy="2717280"/>
-                        </a:xfrm>
-                        <a:prstGeom prst="rect">
-                          <a:avLst/>
-                        </a:prstGeom>
-                        <a:ln w="0">
-                          <a:noFill/>
-                        </a:ln>
-                        <a:effectLst>
-                          <a:outerShdw algn="tl" blurRad="291960" dir="2700000" dist="138988" rotWithShape="0">
-                            <a:srgbClr val="333333">
-                              <a:alpha val="65000"/>
-                            </a:srgbClr>
-                          </a:outerShdw>
-                        </a:effectLst>
-                      </pic:spPr>
-                    </pic:pic>
-                  </a:graphicData>
-                </a:graphic>
-              </wp:inline>
-            </w:drawing>
-          </mc:Choice>
-          <mc:Fallback>
-            <w:pict>
-              <v:shape id="shape_0" ID="Imagem 1" stroked="f" o:allowincell="f" style="position:absolute;margin-left:0pt;margin-top:-255.05pt;width:425.15pt;height:213.9pt;mso-wrap-style:none;v-text-anchor:middle;mso-position-vertical:top" wp14:anchorId="1653A6B8" type="_x0000_t75">
-                <v:imagedata r:id="rId28" o:detectmouseclick="t"/>
-                <v:stroke color="#3465a4" joinstyle="round" endcap="flat"/>
-                <w10:wrap type="square"/>
-              </v:shape>
-            </w:pict>
-          </mc:Fallback>
-        </mc:AlternateContent>
-      </w:r>
-    </w:p>
-    <w:p>
-      <w:pPr>
-        <w:pStyle w:val="Heading2"/>
-        <w:spacing w:lineRule="auto" w:line="360"/>
-        <w:ind w:hanging="10" w:left="0" w:right="78"/>
-        <w:jc w:val="center"/>
-        <w:rPr>
-          <w:rFonts w:ascii="Montserrat Medium" w:hAnsi="Montserrat Medium"/>
-          <w:color w:themeColor="text1" w:themeTint="bf" w:val="404040"/>
-          <w:sz w:val="24"/>
-          <w:szCs w:val="24"/>
-        </w:rPr>
-      </w:pPr>
-      <w:bookmarkStart w:id="23" w:name="_Toc184287600"/>
-      <w:r>
-        <w:rPr>
-          <w:rFonts w:ascii="Montserrat Medium" w:hAnsi="Montserrat Medium"/>
-          <w:color w:themeColor="text1" w:themeTint="bf" w:val="404040"/>
-          <w:sz w:val="24"/>
-          <w:szCs w:val="24"/>
-        </w:rPr>
-        <w:t>INFORMAÇÕES DO PRODUTO</w:t>
-      </w:r>
-      <w:bookmarkEnd w:id="23"/>
-    </w:p>
-    <w:p>
-      <w:pPr>
-        <w:pStyle w:val="Normal"/>
-        <w:rPr/>
-      </w:pPr>
-      <w:r>
-        <w:rPr/>
-        <mc:AlternateContent>
-          <mc:Choice Requires="wps">
-            <w:drawing>
-              <wp:inline distT="0" distB="0" distL="0" distR="0" wp14:anchorId="553B9743">
-                <wp:extent cx="5400040" cy="3965575"/>
-                <wp:effectExtent l="152400" t="152400" r="353060" b="358775"/>
-                <wp:docPr id="17" name="Imagem 1" descr="Interface gráfica do usuário&#10;&#10;Descrição gerada automaticamente"/>
-                <a:graphic xmlns:a="http://schemas.openxmlformats.org/drawingml/2006/main">
-                  <a:graphicData uri="http://schemas.openxmlformats.org/drawingml/2006/picture">
-                    <pic:pic xmlns:pic="http://schemas.openxmlformats.org/drawingml/2006/picture">
-                      <pic:nvPicPr>
-                        <pic:cNvPr id="18" name="Imagem 1" descr="Interface gráfica do usuário&#10;&#10;Descrição gerada automaticamente"/>
-                        <pic:cNvPicPr/>
-                      </pic:nvPicPr>
-                      <pic:blipFill>
-                        <a:blip r:embed="rId29"/>
-                        <a:stretch/>
-                      </pic:blipFill>
-                      <pic:spPr>
-                        <a:xfrm>
-                          <a:off x="0" y="0"/>
-                          <a:ext cx="5400000" cy="3965400"/>
-                        </a:xfrm>
-                        <a:prstGeom prst="rect">
-                          <a:avLst/>
-                        </a:prstGeom>
-                        <a:ln w="0">
-                          <a:noFill/>
-                        </a:ln>
-                        <a:effectLst>
-                          <a:outerShdw algn="tl" blurRad="291960" dir="2700000" dist="138988" rotWithShape="0">
-                            <a:srgbClr val="333333">
-                              <a:alpha val="65000"/>
-                            </a:srgbClr>
-                          </a:outerShdw>
-                        </a:effectLst>
-                      </pic:spPr>
-                    </pic:pic>
-                  </a:graphicData>
-                </a:graphic>
-              </wp:inline>
-            </w:drawing>
-          </mc:Choice>
-          <mc:Fallback>
-            <w:pict>
-              <v:shape id="shape_0" ID="Imagem 1" stroked="f" o:allowincell="f" style="position:absolute;margin-left:0pt;margin-top:-352.55pt;width:425.15pt;height:312.2pt;mso-wrap-style:none;v-text-anchor:middle;mso-position-vertical:top" wp14:anchorId="553B9743" type="_x0000_t75">
-                <v:imagedata r:id="rId30" o:detectmouseclick="t"/>
-                <v:stroke color="#3465a4" joinstyle="round" endcap="flat"/>
-                <w10:wrap type="square"/>
-              </v:shape>
-            </w:pict>
-          </mc:Fallback>
-        </mc:AlternateContent>
-      </w:r>
-    </w:p>
-    <w:p>
-      <w:pPr>
-        <w:pStyle w:val="Heading2"/>
-        <w:spacing w:lineRule="auto" w:line="360"/>
-        <w:ind w:hanging="10" w:left="0" w:right="78"/>
-        <w:jc w:val="center"/>
-        <w:rPr>
-          <w:rFonts w:ascii="Montserrat Medium" w:hAnsi="Montserrat Medium"/>
-          <w:color w:themeColor="text1" w:themeTint="bf" w:val="404040"/>
-          <w:sz w:val="24"/>
-          <w:szCs w:val="24"/>
-        </w:rPr>
-      </w:pPr>
-      <w:bookmarkStart w:id="24" w:name="_Toc184287601"/>
-      <w:r>
-        <w:rPr>
-          <w:rFonts w:ascii="Montserrat Medium" w:hAnsi="Montserrat Medium"/>
-          <w:color w:themeColor="text1" w:themeTint="bf" w:val="404040"/>
-          <w:sz w:val="24"/>
-          <w:szCs w:val="24"/>
-        </w:rPr>
-        <w:t>INFORMAÇÃO ADICIONAL DO PRODUTO</w:t>
-      </w:r>
-      <w:bookmarkEnd w:id="24"/>
-    </w:p>
-    <w:p>
-      <w:pPr>
-        <w:pStyle w:val="Normal"/>
-        <w:rPr/>
-      </w:pPr>
-      <w:r>
-        <w:rPr/>
-        <mc:AlternateContent>
-          <mc:Choice Requires="wps">
-            <w:drawing>
-              <wp:inline distT="0" distB="0" distL="0" distR="0" wp14:anchorId="627CC814">
-                <wp:extent cx="5400040" cy="3830320"/>
-                <wp:effectExtent l="152400" t="152400" r="353060" b="360680"/>
-                <wp:docPr id="19" name="Imagem 1" descr="Interface gráfica do usuário, Texto, Email&#10;&#10;Descrição gerada automaticamente"/>
-                <a:graphic xmlns:a="http://schemas.openxmlformats.org/drawingml/2006/main">
-                  <a:graphicData uri="http://schemas.openxmlformats.org/drawingml/2006/picture">
-                    <pic:pic xmlns:pic="http://schemas.openxmlformats.org/drawingml/2006/picture">
-                      <pic:nvPicPr>
-                        <pic:cNvPr id="20" name="Imagem 1" descr="Interface gráfica do usuário, Texto, Email&#10;&#10;Descrição gerada automaticamente"/>
-                        <pic:cNvPicPr/>
-                      </pic:nvPicPr>
-                      <pic:blipFill>
-                        <a:blip r:embed="rId31"/>
-                        <a:stretch/>
-                      </pic:blipFill>
-                      <pic:spPr>
-                        <a:xfrm>
-                          <a:off x="0" y="0"/>
-                          <a:ext cx="5400000" cy="3830400"/>
-                        </a:xfrm>
-                        <a:prstGeom prst="rect">
-                          <a:avLst/>
-                        </a:prstGeom>
-                        <a:ln w="0">
-                          <a:noFill/>
-                        </a:ln>
-                        <a:effectLst>
-                          <a:outerShdw algn="tl" blurRad="291960" dir="2700000" dist="138988" rotWithShape="0">
-                            <a:srgbClr val="333333">
-                              <a:alpha val="65000"/>
-                            </a:srgbClr>
-                          </a:outerShdw>
-                        </a:effectLst>
-                      </pic:spPr>
-                    </pic:pic>
-                  </a:graphicData>
-                </a:graphic>
-              </wp:inline>
-            </w:drawing>
-          </mc:Choice>
-          <mc:Fallback>
-            <w:pict>
-              <v:shape id="shape_0" ID="Imagem 1" stroked="f" o:allowincell="f" style="position:absolute;margin-left:0pt;margin-top:-342.05pt;width:425.15pt;height:301.55pt;mso-wrap-style:none;v-text-anchor:middle;mso-position-vertical:top" wp14:anchorId="627CC814" type="_x0000_t75">
-                <v:imagedata r:id="rId32" o:detectmouseclick="t"/>
-                <v:stroke color="#3465a4" joinstyle="round" endcap="flat"/>
-                <w10:wrap type="square"/>
-              </v:shape>
-            </w:pict>
-          </mc:Fallback>
-        </mc:AlternateContent>
-      </w:r>
-    </w:p>
-    <w:p>
-      <w:pPr>
-        <w:pStyle w:val="Heading2"/>
-        <w:spacing w:lineRule="auto" w:line="360"/>
-        <w:ind w:hanging="10" w:left="0" w:right="78"/>
-        <w:jc w:val="center"/>
-        <w:rPr>
-          <w:rFonts w:ascii="Montserrat Medium" w:hAnsi="Montserrat Medium"/>
-          <w:color w:themeColor="text1" w:themeTint="bf" w:val="404040"/>
-          <w:sz w:val="24"/>
-          <w:szCs w:val="24"/>
-        </w:rPr>
-      </w:pPr>
-      <w:bookmarkStart w:id="25" w:name="_Toc184287602"/>
-      <w:r>
-        <w:rPr>
-          <w:rFonts w:ascii="Montserrat Medium" w:hAnsi="Montserrat Medium"/>
-          <w:color w:themeColor="text1" w:themeTint="bf" w:val="404040"/>
-          <w:sz w:val="24"/>
-          <w:szCs w:val="24"/>
-        </w:rPr>
-        <w:t>ÁREA LOGADA E CARRINHO DE COMPRA</w:t>
-      </w:r>
-      <w:bookmarkEnd w:id="25"/>
-    </w:p>
-    <w:p>
-      <w:pPr>
-        <w:pStyle w:val="Normal"/>
-        <w:rPr/>
-      </w:pPr>
-      <w:r>
-        <w:rPr/>
-        <mc:AlternateContent>
-          <mc:Choice Requires="wps">
-            <w:drawing>
-              <wp:inline distT="0" distB="0" distL="0" distR="0" wp14:anchorId="25751737">
-                <wp:extent cx="5400040" cy="4331970"/>
-                <wp:effectExtent l="152400" t="152400" r="353060" b="354330"/>
-                <wp:docPr id="21" name="Imagem 1" descr="Interface gráfica do usuário, Texto, Aplicativo&#10;&#10;Descrição gerada automaticamente"/>
-                <a:graphic xmlns:a="http://schemas.openxmlformats.org/drawingml/2006/main">
-                  <a:graphicData uri="http://schemas.openxmlformats.org/drawingml/2006/picture">
-                    <pic:pic xmlns:pic="http://schemas.openxmlformats.org/drawingml/2006/picture">
-                      <pic:nvPicPr>
-                        <pic:cNvPr id="22" name="Imagem 1" descr="Interface gráfica do usuário, Texto, Aplicativo&#10;&#10;Descrição gerada automaticamente"/>
-                        <pic:cNvPicPr/>
-                      </pic:nvPicPr>
-                      <pic:blipFill>
-                        <a:blip r:embed="rId33"/>
-                        <a:stretch/>
-                      </pic:blipFill>
-                      <pic:spPr>
-                        <a:xfrm>
-                          <a:off x="0" y="0"/>
-                          <a:ext cx="5400000" cy="4331880"/>
-                        </a:xfrm>
-                        <a:prstGeom prst="rect">
-                          <a:avLst/>
-                        </a:prstGeom>
-                        <a:ln w="0">
-                          <a:noFill/>
-                        </a:ln>
-                        <a:effectLst>
-                          <a:outerShdw algn="tl" blurRad="291960" dir="2700000" dist="138988" rotWithShape="0">
-                            <a:srgbClr val="333333">
-                              <a:alpha val="65000"/>
-                            </a:srgbClr>
-                          </a:outerShdw>
-                        </a:effectLst>
-                      </pic:spPr>
-                    </pic:pic>
-                  </a:graphicData>
-                </a:graphic>
-              </wp:inline>
-            </w:drawing>
-          </mc:Choice>
-          <mc:Fallback>
-            <w:pict>
-              <v:shape id="shape_0" ID="Imagem 1" stroked="f" o:allowincell="f" style="position:absolute;margin-left:0pt;margin-top:-381.05pt;width:425.15pt;height:341.05pt;mso-wrap-style:none;v-text-anchor:middle;mso-position-vertical:top" wp14:anchorId="25751737" type="_x0000_t75">
-                <v:imagedata r:id="rId34" o:detectmouseclick="t"/>
-                <v:stroke color="#3465a4" joinstyle="round" endcap="flat"/>
-                <w10:wrap type="square"/>
-              </v:shape>
-            </w:pict>
-          </mc:Fallback>
-        </mc:AlternateContent>
-      </w:r>
-    </w:p>
-    <w:p>
-      <w:pPr>
-        <w:pStyle w:val="Heading2"/>
-        <w:spacing w:lineRule="auto" w:line="360"/>
-        <w:ind w:hanging="10" w:left="0" w:right="78"/>
-        <w:jc w:val="center"/>
-        <w:rPr>
-          <w:rFonts w:ascii="Montserrat Medium" w:hAnsi="Montserrat Medium"/>
-          <w:color w:themeColor="text1" w:themeTint="bf" w:val="404040"/>
-          <w:sz w:val="24"/>
-          <w:szCs w:val="24"/>
-        </w:rPr>
-      </w:pPr>
-      <w:bookmarkStart w:id="26" w:name="_Toc184287603"/>
-      <w:r>
-        <w:rPr>
-          <w:rFonts w:ascii="Montserrat Medium" w:hAnsi="Montserrat Medium"/>
-          <w:color w:themeColor="text1" w:themeTint="bf" w:val="404040"/>
-          <w:sz w:val="24"/>
-          <w:szCs w:val="24"/>
-        </w:rPr>
-        <w:t>PAGAMENTO E SEGURANÇA</w:t>
-      </w:r>
-      <w:bookmarkEnd w:id="26"/>
-    </w:p>
-    <w:p>
-      <w:pPr>
-        <w:pStyle w:val="Normal"/>
-        <w:tabs>
-          <w:tab w:val="clear" w:pos="709"/>
-          <w:tab w:val="right" w:pos="8504" w:leader="dot"/>
-        </w:tabs>
-        <w:spacing w:lineRule="auto" w:line="360"/>
-        <w:ind w:hanging="0" w:left="0" w:right="78"/>
-        <w:jc w:val="both"/>
-        <w:rPr>
-          <w:rFonts w:ascii="Montserrat" w:hAnsi="Montserrat" w:eastAsia="Calibri" w:cs="" w:cstheme="minorBidi" w:eastAsiaTheme="minorHAnsi"/>
-          <w:color w:themeColor="text1" w:themeTint="bf" w:val="404040"/>
-          <w:kern w:val="0"/>
-          <w:sz w:val="24"/>
-          <w:szCs w:val="24"/>
-          <w:lang w:eastAsia="en-US"/>
-          <w14:ligatures w14:val="none"/>
-        </w:rPr>
-      </w:pPr>
-      <w:r>
-        <w:rPr>
-          <w:rFonts w:eastAsia="Calibri" w:cs="" w:ascii="Montserrat" w:hAnsi="Montserrat" w:cstheme="minorBidi" w:eastAsiaTheme="minorHAnsi"/>
-          <w:color w:themeColor="text1" w:themeTint="bf" w:val="404040"/>
-          <w:kern w:val="0"/>
-          <w:sz w:val="24"/>
-          <w:szCs w:val="24"/>
-          <w:lang w:eastAsia="en-US"/>
-          <w14:ligatures w14:val="none"/>
-        </w:rPr>
-        <w:t xml:space="preserve">A definição dos meios para gerenciar os pagamentos foi pautada por critérios de eficiência e segurança, resultando na escolha das plataformas de pagamento Mercado Pago e PayPal. </w:t>
-      </w:r>
-    </w:p>
-    <w:p>
-      <w:pPr>
-        <w:pStyle w:val="Normal"/>
-        <w:tabs>
-          <w:tab w:val="clear" w:pos="709"/>
-          <w:tab w:val="right" w:pos="8504" w:leader="dot"/>
-        </w:tabs>
-        <w:spacing w:lineRule="auto" w:line="360"/>
-        <w:ind w:hanging="0" w:left="0" w:right="78"/>
-        <w:jc w:val="both"/>
-        <w:rPr>
-          <w:rFonts w:ascii="Montserrat" w:hAnsi="Montserrat" w:eastAsia="Calibri" w:cs="" w:cstheme="minorBidi" w:eastAsiaTheme="minorHAnsi"/>
-          <w:color w:themeColor="text1" w:themeTint="bf" w:val="404040"/>
-          <w:kern w:val="0"/>
-          <w:sz w:val="24"/>
-          <w:szCs w:val="24"/>
-          <w:lang w:eastAsia="en-US"/>
-          <w14:ligatures w14:val="none"/>
-        </w:rPr>
-      </w:pPr>
-      <w:r>
-        <w:rPr>
-          <w:rFonts w:eastAsia="Calibri" w:cs="" w:ascii="Montserrat" w:hAnsi="Montserrat" w:cstheme="minorBidi" w:eastAsiaTheme="minorHAnsi"/>
-          <w:color w:themeColor="text1" w:themeTint="bf" w:val="404040"/>
-          <w:kern w:val="0"/>
-          <w:sz w:val="24"/>
-          <w:szCs w:val="24"/>
-          <w:lang w:eastAsia="en-US"/>
-          <w14:ligatures w14:val="none"/>
-        </w:rPr>
-        <w:t>Essa seleção tem como objetivo proporcionar aos clientes uma experiência de compra conveniente e livre de preocupações. Além disso, a implantação do gateway de pagamento foi executada de maneira personalizada, considerando a realidade e as necessidades específicas do cliente.</w:t>
-      </w:r>
-    </w:p>
-    <w:p>
-      <w:pPr>
-        <w:pStyle w:val="Normal"/>
-        <w:tabs>
-          <w:tab w:val="clear" w:pos="709"/>
-          <w:tab w:val="right" w:pos="8504" w:leader="dot"/>
-        </w:tabs>
-        <w:spacing w:lineRule="auto" w:line="360"/>
-        <w:ind w:hanging="0" w:left="0" w:right="78"/>
-        <w:jc w:val="both"/>
-        <w:rPr>
-          <w:rFonts w:ascii="Montserrat" w:hAnsi="Montserrat" w:eastAsia="Calibri" w:cs="" w:cstheme="minorBidi" w:eastAsiaTheme="minorHAnsi"/>
-          <w:color w:themeColor="text1" w:themeTint="bf" w:val="404040"/>
-          <w:kern w:val="0"/>
-          <w:sz w:val="24"/>
-          <w:szCs w:val="24"/>
-          <w:lang w:eastAsia="en-US"/>
-          <w14:ligatures w14:val="none"/>
-        </w:rPr>
-      </w:pPr>
-      <w:r>
-        <w:rPr>
-          <w:rFonts w:eastAsia="Calibri" w:cs="" w:ascii="Montserrat" w:hAnsi="Montserrat" w:cstheme="minorBidi" w:eastAsiaTheme="minorHAnsi"/>
-          <w:color w:themeColor="text1" w:themeTint="bf" w:val="404040"/>
-          <w:kern w:val="0"/>
-          <w:sz w:val="24"/>
-          <w:szCs w:val="24"/>
-          <w:lang w:eastAsia="en-US"/>
-          <w14:ligatures w14:val="none"/>
-        </w:rPr>
-        <w:t xml:space="preserve">O enfoque foi estabelecer uma integração fluida entre a plataforma de pagamento e a loja virtual, com a intenção de aprimorar a experiência do cliente. </w:t>
-      </w:r>
-    </w:p>
-    <w:p>
-      <w:pPr>
-        <w:pStyle w:val="Normal"/>
-        <w:tabs>
-          <w:tab w:val="clear" w:pos="709"/>
-          <w:tab w:val="right" w:pos="8504" w:leader="dot"/>
-        </w:tabs>
-        <w:spacing w:lineRule="auto" w:line="360"/>
-        <w:ind w:hanging="0" w:left="0" w:right="78"/>
-        <w:jc w:val="both"/>
-        <w:rPr>
-          <w:rFonts w:ascii="Montserrat" w:hAnsi="Montserrat" w:eastAsia="Calibri" w:cs="" w:cstheme="minorBidi" w:eastAsiaTheme="minorHAnsi"/>
-          <w:color w:themeColor="text1" w:themeTint="bf" w:val="404040"/>
-          <w:kern w:val="0"/>
-          <w:sz w:val="24"/>
-          <w:szCs w:val="24"/>
-          <w:lang w:eastAsia="en-US"/>
-          <w14:ligatures w14:val="none"/>
-        </w:rPr>
-      </w:pPr>
-      <w:r>
-        <w:rPr>
-          <w:rFonts w:eastAsia="Calibri" w:cs="" w:ascii="Montserrat" w:hAnsi="Montserrat" w:cstheme="minorBidi" w:eastAsiaTheme="minorHAnsi"/>
-          <w:color w:themeColor="text1" w:themeTint="bf" w:val="404040"/>
-          <w:kern w:val="0"/>
-          <w:sz w:val="24"/>
-          <w:szCs w:val="24"/>
-          <w:lang w:eastAsia="en-US"/>
-          <w14:ligatures w14:val="none"/>
-        </w:rPr>
-        <w:t>Em relação à segurança, os gateways de pagamento incorporam criptografia e sistemas de detecção de fraudes para proteger as informações sensíveis dos clientes, assegurando que os dados pessoais e financeiros sejam tratados de forma segura.</w:t>
-      </w:r>
-    </w:p>
-    <w:p>
-      <w:pPr>
-        <w:pStyle w:val="Normal"/>
-        <w:tabs>
-          <w:tab w:val="clear" w:pos="709"/>
-          <w:tab w:val="right" w:pos="8504" w:leader="dot"/>
-        </w:tabs>
-        <w:spacing w:lineRule="auto" w:line="360"/>
-        <w:ind w:hanging="0" w:left="0" w:right="78"/>
-        <w:jc w:val="both"/>
-        <w:rPr>
-          <w:rFonts w:ascii="Montserrat" w:hAnsi="Montserrat" w:eastAsia="" w:cs="" w:cstheme="minorBidi" w:eastAsiaTheme="minorEastAsia"/>
-          <w:color w:themeColor="text1" w:themeTint="bf" w:val="404040"/>
-          <w:kern w:val="0"/>
-          <w:sz w:val="24"/>
-          <w:szCs w:val="24"/>
-          <w:lang w:eastAsia="en-US"/>
-          <w14:ligatures w14:val="none"/>
-        </w:rPr>
-      </w:pPr>
-      <w:r>
-        <w:rPr>
-          <w:rFonts w:eastAsia="" w:cs="" w:ascii="Montserrat" w:hAnsi="Montserrat" w:cstheme="minorBidi" w:eastAsiaTheme="minorEastAsia"/>
-          <w:color w:themeColor="text1" w:themeTint="bf" w:val="404040"/>
-          <w:kern w:val="0"/>
-          <w:sz w:val="24"/>
-          <w:szCs w:val="24"/>
-          <w:lang w:eastAsia="en-US"/>
-          <w14:ligatures w14:val="none"/>
-        </w:rPr>
-        <w:t xml:space="preserve">Dessa forma, a </w:t>
-      </w:r>
-      <w:r>
-        <w:rPr>
-          <w:rFonts w:eastAsia="" w:cs="" w:ascii="Montserrat Light" w:hAnsi="Montserrat Light"/>
-          <w:color w:themeColor="text1" w:themeTint="bf" w:val="404040"/>
-          <w:kern w:val="0"/>
-          <w:sz w:val="24"/>
-          <w:szCs w:val="24"/>
-          <w:lang w:eastAsia="en-US"/>
-        </w:rPr>
-        <w:t>[NOME_EMPRESA_CLIENTE]</w:t>
-      </w:r>
-      <w:r>
-        <w:rPr>
-          <w:rFonts w:eastAsia="" w:cs="" w:ascii="Montserrat" w:hAnsi="Montserrat" w:cstheme="minorBidi" w:eastAsiaTheme="minorEastAsia"/>
-          <w:color w:themeColor="text1" w:themeTint="bf" w:val="404040"/>
-          <w:kern w:val="0"/>
-          <w:sz w:val="24"/>
-          <w:szCs w:val="24"/>
-          <w:lang w:eastAsia="en-US"/>
-          <w14:ligatures w14:val="none"/>
-        </w:rPr>
-        <w:t xml:space="preserve"> reafirma o compromisso de oferecer uma experiência de compra online confiável, ágil e valorizada, atendendo às expectativas de segurança e praticidade dos seus clientes.</w:t>
-      </w:r>
-    </w:p>
-    <w:p>
-      <w:pPr>
-        <w:pStyle w:val="Normal"/>
-        <w:tabs>
-          <w:tab w:val="clear" w:pos="709"/>
-          <w:tab w:val="right" w:pos="8504" w:leader="dot"/>
-        </w:tabs>
-        <w:spacing w:lineRule="auto" w:line="360"/>
-        <w:ind w:hanging="0" w:left="0" w:right="78"/>
-        <w:jc w:val="center"/>
-        <w:rPr>
-          <w:rFonts w:ascii="Montserrat" w:hAnsi="Montserrat" w:eastAsia="Calibri" w:cs="" w:cstheme="minorBidi" w:eastAsiaTheme="minorHAnsi"/>
-          <w:color w:themeColor="text1" w:themeTint="bf" w:val="404040"/>
-          <w:kern w:val="0"/>
-          <w:sz w:val="24"/>
-          <w:szCs w:val="24"/>
-          <w:lang w:eastAsia="en-US"/>
-          <w14:ligatures w14:val="none"/>
-        </w:rPr>
-      </w:pPr>
-      <w:r>
-        <w:rPr/>
-        <mc:AlternateContent>
-          <mc:Choice Requires="wps">
-            <w:drawing>
-              <wp:inline distT="0" distB="0" distL="0" distR="0" wp14:anchorId="6ABC878D">
-                <wp:extent cx="1029335" cy="2990850"/>
-                <wp:effectExtent l="152400" t="152400" r="361315" b="361950"/>
-                <wp:docPr id="23" name="Imagem 1" descr="Interface gráfica do usuário, Aplicativo&#10;&#10;Descrição gerada automaticamente"/>
-                <a:graphic xmlns:a="http://schemas.openxmlformats.org/drawingml/2006/main">
-                  <a:graphicData uri="http://schemas.openxmlformats.org/drawingml/2006/picture">
-                    <pic:pic xmlns:pic="http://schemas.openxmlformats.org/drawingml/2006/picture">
-                      <pic:nvPicPr>
-                        <pic:cNvPr id="24" name="Imagem 1" descr="Interface gráfica do usuário, Aplicativo&#10;&#10;Descrição gerada automaticamente"/>
-                        <pic:cNvPicPr/>
-                      </pic:nvPicPr>
-                      <pic:blipFill>
-                        <a:blip r:embed="rId35"/>
-                        <a:stretch/>
-                      </pic:blipFill>
-                      <pic:spPr>
-                        <a:xfrm>
-                          <a:off x="0" y="0"/>
                           <a:ext cx="1029240" cy="2990880"/>
                         </a:xfrm>
                         <a:prstGeom prst="rect">
@@ -7496,7 +7290,7 @@
                           <a:noFill/>
                         </a:ln>
                         <a:effectLst>
-                          <a:outerShdw algn="tl" blurRad="291960" dir="2700000" dist="138988" rotWithShape="0">
+                          <a:outerShdw algn="tl" blurRad="291960" dir="2700000" dist="138479" rotWithShape="0">
                             <a:srgbClr val="333333">
                               <a:alpha val="65000"/>
                             </a:srgbClr>
@@ -7512,7 +7306,7 @@
           <mc:Fallback>
             <w:pict>
               <v:shape id="shape_0" ID="Imagem 1" stroked="f" o:allowincell="f" style="position:absolute;margin-left:0pt;margin-top:-276.05pt;width:81pt;height:235.45pt;mso-wrap-style:none;v-text-anchor:middle;mso-position-vertical:top" wp14:anchorId="6ABC878D" type="_x0000_t75">
-                <v:imagedata r:id="rId36" o:detectmouseclick="t"/>
+                <v:imagedata r:id="rId28" o:detectmouseclick="t"/>
                 <v:stroke color="#3465a4" joinstyle="round" endcap="flat"/>
                 <w10:wrap type="square"/>
               </v:shape>
@@ -7528,16 +7322,16 @@
               <wp:inline distT="0" distB="0" distL="0" distR="0" wp14:anchorId="2CE13DD7">
                 <wp:extent cx="1324610" cy="2980690"/>
                 <wp:effectExtent l="152400" t="152400" r="370840" b="353060"/>
-                <wp:docPr id="25" name="Imagem 1" descr="Interface gráfica do usuário, Texto, Aplicativo&#10;&#10;Descrição gerada automaticamente"/>
+                <wp:docPr id="17" name="Imagem 1" descr="Interface gráfica do usuário, Texto, Aplicativo&#10;&#10;Descrição gerada automaticamente"/>
                 <a:graphic xmlns:a="http://schemas.openxmlformats.org/drawingml/2006/main">
                   <a:graphicData uri="http://schemas.openxmlformats.org/drawingml/2006/picture">
                     <pic:pic xmlns:pic="http://schemas.openxmlformats.org/drawingml/2006/picture">
                       <pic:nvPicPr>
-                        <pic:cNvPr id="26" name="Imagem 1" descr="Interface gráfica do usuário, Texto, Aplicativo&#10;&#10;Descrição gerada automaticamente"/>
+                        <pic:cNvPr id="18" name="Imagem 1" descr="Interface gráfica do usuário, Texto, Aplicativo&#10;&#10;Descrição gerada automaticamente"/>
                         <pic:cNvPicPr/>
                       </pic:nvPicPr>
                       <pic:blipFill>
-                        <a:blip r:embed="rId37"/>
+                        <a:blip r:embed="rId29"/>
                         <a:stretch/>
                       </pic:blipFill>
                       <pic:spPr>
@@ -7552,7 +7346,7 @@
                           <a:noFill/>
                         </a:ln>
                         <a:effectLst>
-                          <a:outerShdw algn="tl" blurRad="291960" dir="2700000" dist="138988" rotWithShape="0">
+                          <a:outerShdw algn="tl" blurRad="291960" dir="2700000" dist="138479" rotWithShape="0">
                             <a:srgbClr val="333333">
                               <a:alpha val="65000"/>
                             </a:srgbClr>
@@ -7568,7 +7362,7 @@
           <mc:Fallback>
             <w:pict>
               <v:shape id="shape_0" ID="Imagem 1" stroked="f" o:allowincell="f" style="position:absolute;margin-left:0pt;margin-top:-274.55pt;width:104.25pt;height:234.65pt;mso-wrap-style:none;v-text-anchor:middle;mso-position-vertical:top" wp14:anchorId="2CE13DD7" type="_x0000_t75">
-                <v:imagedata r:id="rId38" o:detectmouseclick="t"/>
+                <v:imagedata r:id="rId30" o:detectmouseclick="t"/>
                 <v:stroke color="#3465a4" joinstyle="round" endcap="flat"/>
                 <w10:wrap type="square"/>
               </v:shape>
@@ -7612,7 +7406,7 @@
           <w:szCs w:val="24"/>
         </w:rPr>
       </w:pPr>
-      <w:bookmarkStart w:id="27" w:name="_Toc184287604"/>
+      <w:bookmarkStart w:id="23" w:name="_Toc184287604"/>
       <w:r>
         <w:rPr>
           <w:rFonts w:ascii="Montserrat Medium" w:hAnsi="Montserrat Medium"/>
@@ -7622,7 +7416,7 @@
         </w:rPr>
         <w:t>CONEXÃO SEGURA</w:t>
       </w:r>
-      <w:bookmarkEnd w:id="27"/>
+      <w:bookmarkEnd w:id="23"/>
     </w:p>
     <w:p>
       <w:pPr>
@@ -7706,7 +7500,7 @@
           <wp:inline distT="0" distB="0" distL="0" distR="0">
             <wp:extent cx="3086735" cy="2162810"/>
             <wp:effectExtent l="0" t="0" r="0" b="0"/>
-            <wp:docPr id="27" name="Imagem 1" descr="Interface gráfica do usuário, Texto, Aplicativo&#10;&#10;Descrição gerada automaticamente"/>
+            <wp:docPr id="19" name="Imagem 1" descr="Interface gráfica do usuário, Texto, Aplicativo&#10;&#10;Descrição gerada automaticamente"/>
             <wp:cNvGraphicFramePr>
               <a:graphicFrameLocks xmlns:a="http://schemas.openxmlformats.org/drawingml/2006/main" noChangeAspect="1"/>
             </wp:cNvGraphicFramePr>
@@ -7714,13 +7508,13 @@
               <a:graphicData uri="http://schemas.openxmlformats.org/drawingml/2006/picture">
                 <pic:pic xmlns:pic="http://schemas.openxmlformats.org/drawingml/2006/picture">
                   <pic:nvPicPr>
-                    <pic:cNvPr id="27" name="Imagem 1" descr="Interface gráfica do usuário, Texto, Aplicativo&#10;&#10;Descrição gerada automaticamente"/>
+                    <pic:cNvPr id="19" name="Imagem 1" descr="Interface gráfica do usuário, Texto, Aplicativo&#10;&#10;Descrição gerada automaticamente"/>
                     <pic:cNvPicPr>
                       <a:picLocks noChangeAspect="1" noChangeArrowheads="1"/>
                     </pic:cNvPicPr>
                   </pic:nvPicPr>
                   <pic:blipFill>
-                    <a:blip r:embed="rId39"/>
+                    <a:blip r:embed="rId31"/>
                     <a:stretch>
                       <a:fillRect/>
                     </a:stretch>
@@ -7874,7 +7668,7 @@
           <w:szCs w:val="24"/>
         </w:rPr>
       </w:pPr>
-      <w:bookmarkStart w:id="28" w:name="_Toc184287605"/>
+      <w:bookmarkStart w:id="24" w:name="_Toc184287605"/>
       <w:r>
         <w:rPr>
           <w:rFonts w:ascii="Montserrat Medium" w:hAnsi="Montserrat Medium"/>
@@ -7884,7 +7678,7 @@
         </w:rPr>
         <w:t>LISTA DE PRODUTOS</w:t>
       </w:r>
-      <w:bookmarkEnd w:id="28"/>
+      <w:bookmarkEnd w:id="24"/>
     </w:p>
     <w:p>
       <w:pPr>
@@ -7899,16 +7693,16 @@
               <wp:inline distT="0" distB="0" distL="0" distR="0" wp14:anchorId="249B9D62">
                 <wp:extent cx="5400040" cy="5012690"/>
                 <wp:effectExtent l="152400" t="152400" r="353060" b="359410"/>
-                <wp:docPr id="28" name="Imagem 1" descr="Interface gráfica do usuário, Aplicativo&#10;&#10;Descrição gerada automaticamente"/>
+                <wp:docPr id="20" name="Imagem 1" descr="Interface gráfica do usuário, Aplicativo&#10;&#10;Descrição gerada automaticamente"/>
                 <a:graphic xmlns:a="http://schemas.openxmlformats.org/drawingml/2006/main">
                   <a:graphicData uri="http://schemas.openxmlformats.org/drawingml/2006/picture">
                     <pic:pic xmlns:pic="http://schemas.openxmlformats.org/drawingml/2006/picture">
                       <pic:nvPicPr>
-                        <pic:cNvPr id="29" name="Imagem 1" descr="Interface gráfica do usuário, Aplicativo&#10;&#10;Descrição gerada automaticamente"/>
+                        <pic:cNvPr id="21" name="Imagem 1" descr="Interface gráfica do usuário, Aplicativo&#10;&#10;Descrição gerada automaticamente"/>
                         <pic:cNvPicPr/>
                       </pic:nvPicPr>
                       <pic:blipFill>
-                        <a:blip r:embed="rId40"/>
+                        <a:blip r:embed="rId32"/>
                         <a:stretch/>
                       </pic:blipFill>
                       <pic:spPr>
@@ -7923,7 +7717,7 @@
                           <a:noFill/>
                         </a:ln>
                         <a:effectLst>
-                          <a:outerShdw algn="tl" blurRad="291960" dir="2700000" dist="138988" rotWithShape="0">
+                          <a:outerShdw algn="tl" blurRad="291960" dir="2700000" dist="138479" rotWithShape="0">
                             <a:srgbClr val="333333">
                               <a:alpha val="65000"/>
                             </a:srgbClr>
@@ -7939,7 +7733,7 @@
           <mc:Fallback>
             <w:pict>
               <v:shape id="shape_0" ID="Imagem 1" stroked="f" o:allowincell="f" style="position:absolute;margin-left:0pt;margin-top:-435.05pt;width:425.15pt;height:394.65pt;mso-wrap-style:none;v-text-anchor:middle;mso-position-vertical:top" wp14:anchorId="249B9D62" type="_x0000_t75">
-                <v:imagedata r:id="rId41" o:detectmouseclick="t"/>
+                <v:imagedata r:id="rId33" o:detectmouseclick="t"/>
                 <v:stroke color="#3465a4" joinstyle="round" endcap="flat"/>
                 <w10:wrap type="square"/>
               </v:shape>
@@ -7979,7 +7773,7 @@
           <w:szCs w:val="24"/>
         </w:rPr>
       </w:pPr>
-      <w:bookmarkStart w:id="29" w:name="_Toc184287606"/>
+      <w:bookmarkStart w:id="25" w:name="_Toc184287606"/>
       <w:r>
         <w:rPr>
           <w:rFonts w:ascii="Montserrat Medium" w:hAnsi="Montserrat Medium"/>
@@ -7989,7 +7783,7 @@
         </w:rPr>
         <w:t>GESTÃO DE ESTOQUE</w:t>
       </w:r>
-      <w:bookmarkEnd w:id="29"/>
+      <w:bookmarkEnd w:id="25"/>
     </w:p>
     <w:p>
       <w:pPr>
@@ -8004,16 +7798,16 @@
               <wp:inline distT="0" distB="0" distL="0" distR="0" wp14:anchorId="72C46D67">
                 <wp:extent cx="5400040" cy="1767840"/>
                 <wp:effectExtent l="152400" t="152400" r="353060" b="365760"/>
-                <wp:docPr id="30" name="Imagem 1" descr="Interface gráfica do usuário, Texto, Aplicativo, Email&#10;&#10;Descrição gerada automaticamente"/>
+                <wp:docPr id="22" name="Imagem 1" descr="Interface gráfica do usuário, Texto, Aplicativo, Email&#10;&#10;Descrição gerada automaticamente"/>
                 <a:graphic xmlns:a="http://schemas.openxmlformats.org/drawingml/2006/main">
                   <a:graphicData uri="http://schemas.openxmlformats.org/drawingml/2006/picture">
                     <pic:pic xmlns:pic="http://schemas.openxmlformats.org/drawingml/2006/picture">
                       <pic:nvPicPr>
-                        <pic:cNvPr id="31" name="Imagem 1" descr="Interface gráfica do usuário, Texto, Aplicativo, Email&#10;&#10;Descrição gerada automaticamente"/>
+                        <pic:cNvPr id="23" name="Imagem 1" descr="Interface gráfica do usuário, Texto, Aplicativo, Email&#10;&#10;Descrição gerada automaticamente"/>
                         <pic:cNvPicPr/>
                       </pic:nvPicPr>
                       <pic:blipFill>
-                        <a:blip r:embed="rId42"/>
+                        <a:blip r:embed="rId34"/>
                         <a:stretch/>
                       </pic:blipFill>
                       <pic:spPr>
@@ -8028,7 +7822,7 @@
                           <a:noFill/>
                         </a:ln>
                         <a:effectLst>
-                          <a:outerShdw algn="tl" blurRad="291960" dir="2700000" dist="138988" rotWithShape="0">
+                          <a:outerShdw algn="tl" blurRad="291960" dir="2700000" dist="138479" rotWithShape="0">
                             <a:srgbClr val="333333">
                               <a:alpha val="65000"/>
                             </a:srgbClr>
@@ -8044,7 +7838,7 @@
           <mc:Fallback>
             <w:pict>
               <v:shape id="shape_0" ID="Imagem 1" stroked="f" o:allowincell="f" style="position:absolute;margin-left:0pt;margin-top:-180.05pt;width:425.15pt;height:139.15pt;mso-wrap-style:none;v-text-anchor:middle;mso-position-vertical:top" wp14:anchorId="72C46D67" type="_x0000_t75">
-                <v:imagedata r:id="rId43" o:detectmouseclick="t"/>
+                <v:imagedata r:id="rId35" o:detectmouseclick="t"/>
                 <v:stroke color="#3465a4" joinstyle="round" endcap="flat"/>
                 <w10:wrap type="square"/>
               </v:shape>
@@ -8086,7 +7880,7 @@
           <w:szCs w:val="24"/>
         </w:rPr>
       </w:pPr>
-      <w:bookmarkStart w:id="30" w:name="_Toc184287607"/>
+      <w:bookmarkStart w:id="26" w:name="_Toc184287607"/>
       <w:r>
         <w:rPr>
           <w:rFonts w:ascii="Montserrat Medium" w:hAnsi="Montserrat Medium"/>
@@ -8096,7 +7890,7 @@
         </w:rPr>
         <w:t>DIMENSÕES PARA ENTREGA</w:t>
       </w:r>
-      <w:bookmarkEnd w:id="30"/>
+      <w:bookmarkEnd w:id="26"/>
     </w:p>
     <w:p>
       <w:pPr>
@@ -8111,16 +7905,16 @@
               <wp:inline distT="0" distB="0" distL="0" distR="0" wp14:anchorId="5372BB19">
                 <wp:extent cx="5400040" cy="1197610"/>
                 <wp:effectExtent l="152400" t="152400" r="353060" b="364490"/>
-                <wp:docPr id="32" name="Imagem 1" descr="Interface gráfica do usuário, Aplicativo&#10;&#10;Descrição gerada automaticamente"/>
+                <wp:docPr id="24" name="Imagem 1" descr="Interface gráfica do usuário, Aplicativo&#10;&#10;Descrição gerada automaticamente"/>
                 <a:graphic xmlns:a="http://schemas.openxmlformats.org/drawingml/2006/main">
                   <a:graphicData uri="http://schemas.openxmlformats.org/drawingml/2006/picture">
                     <pic:pic xmlns:pic="http://schemas.openxmlformats.org/drawingml/2006/picture">
                       <pic:nvPicPr>
-                        <pic:cNvPr id="33" name="Imagem 1" descr="Interface gráfica do usuário, Aplicativo&#10;&#10;Descrição gerada automaticamente"/>
+                        <pic:cNvPr id="25" name="Imagem 1" descr="Interface gráfica do usuário, Aplicativo&#10;&#10;Descrição gerada automaticamente"/>
                         <pic:cNvPicPr/>
                       </pic:nvPicPr>
                       <pic:blipFill>
-                        <a:blip r:embed="rId44"/>
+                        <a:blip r:embed="rId36"/>
                         <a:stretch/>
                       </pic:blipFill>
                       <pic:spPr>
@@ -8135,7 +7929,7 @@
                           <a:noFill/>
                         </a:ln>
                         <a:effectLst>
-                          <a:outerShdw algn="tl" blurRad="291960" dir="2700000" dist="138988" rotWithShape="0">
+                          <a:outerShdw algn="tl" blurRad="291960" dir="2700000" dist="138479" rotWithShape="0">
                             <a:srgbClr val="333333">
                               <a:alpha val="65000"/>
                             </a:srgbClr>
@@ -8151,7 +7945,7 @@
           <mc:Fallback>
             <w:pict>
               <v:shape id="shape_0" ID="Imagem 1" stroked="f" o:allowincell="f" style="position:absolute;margin-left:0pt;margin-top:-135.05pt;width:425.15pt;height:94.25pt;mso-wrap-style:none;v-text-anchor:middle;mso-position-vertical:top" wp14:anchorId="5372BB19" type="_x0000_t75">
-                <v:imagedata r:id="rId45" o:detectmouseclick="t"/>
+                <v:imagedata r:id="rId37" o:detectmouseclick="t"/>
                 <v:stroke color="#3465a4" joinstyle="round" endcap="flat"/>
                 <w10:wrap type="square"/>
               </v:shape>
@@ -8193,7 +7987,7 @@
           <w:szCs w:val="24"/>
         </w:rPr>
       </w:pPr>
-      <w:bookmarkStart w:id="31" w:name="_Toc184287608"/>
+      <w:bookmarkStart w:id="27" w:name="_Toc184287608"/>
       <w:r>
         <w:rPr>
           <w:rFonts w:ascii="Montserrat Medium" w:hAnsi="Montserrat Medium"/>
@@ -8203,7 +7997,7 @@
         </w:rPr>
         <w:t>DETALHES DO PEDIDO</w:t>
       </w:r>
-      <w:bookmarkEnd w:id="31"/>
+      <w:bookmarkEnd w:id="27"/>
     </w:p>
     <w:p>
       <w:pPr>
@@ -8225,16 +8019,16 @@
               <wp:inline distT="0" distB="0" distL="0" distR="0" wp14:anchorId="712694D9">
                 <wp:extent cx="5453380" cy="1766570"/>
                 <wp:effectExtent l="152400" t="152400" r="350520" b="354965"/>
-                <wp:docPr id="34" name="Imagem 1351692417" descr="Interface gráfica do usuário, Aplicativo&#10;&#10;Descrição gerada automaticamente"/>
+                <wp:docPr id="26" name="Imagem 1351692417" descr="Interface gráfica do usuário, Aplicativo&#10;&#10;Descrição gerada automaticamente"/>
                 <a:graphic xmlns:a="http://schemas.openxmlformats.org/drawingml/2006/main">
                   <a:graphicData uri="http://schemas.openxmlformats.org/drawingml/2006/picture">
                     <pic:pic xmlns:pic="http://schemas.openxmlformats.org/drawingml/2006/picture">
                       <pic:nvPicPr>
-                        <pic:cNvPr id="35" name="Imagem 1351692417" descr="Interface gráfica do usuário, Aplicativo&#10;&#10;Descrição gerada automaticamente"/>
+                        <pic:cNvPr id="27" name="Imagem 1351692417" descr="Interface gráfica do usuário, Aplicativo&#10;&#10;Descrição gerada automaticamente"/>
                         <pic:cNvPicPr/>
                       </pic:nvPicPr>
                       <pic:blipFill>
-                        <a:blip r:embed="rId46"/>
+                        <a:blip r:embed="rId38"/>
                         <a:srcRect l="0" t="0" r="0" b="52250"/>
                         <a:stretch/>
                       </pic:blipFill>
@@ -8250,7 +8044,7 @@
                           <a:noFill/>
                         </a:ln>
                         <a:effectLst>
-                          <a:outerShdw algn="tl" blurRad="291960" dir="2700000" dist="138988" rotWithShape="0">
+                          <a:outerShdw algn="tl" blurRad="291960" dir="2700000" dist="138479" rotWithShape="0">
                             <a:srgbClr val="333333">
                               <a:alpha val="65000"/>
                             </a:srgbClr>
@@ -8266,7 +8060,7 @@
           <mc:Fallback>
             <w:pict>
               <v:shape id="shape_0" ID="Imagem 1351692417" stroked="f" o:allowincell="f" style="position:absolute;margin-left:0pt;margin-top:-179.1pt;width:429.35pt;height:139.05pt;mso-wrap-style:none;v-text-anchor:middle;mso-position-vertical:top" wp14:anchorId="712694D9" type="_x0000_t75">
-                <v:imagedata r:id="rId47" o:detectmouseclick="t"/>
+                <v:imagedata r:id="rId39" o:detectmouseclick="t"/>
                 <v:stroke color="#3465a4" joinstyle="round" endcap="flat"/>
                 <w10:wrap type="square"/>
               </v:shape>
@@ -8318,7 +8112,7 @@
           <w:szCs w:val="24"/>
         </w:rPr>
       </w:pPr>
-      <w:bookmarkStart w:id="32" w:name="_Toc184287609"/>
+      <w:bookmarkStart w:id="28" w:name="_Toc184287609"/>
       <w:r>
         <w:rPr>
           <w:rFonts w:ascii="Montserrat Medium" w:hAnsi="Montserrat Medium"/>
@@ -8328,7 +8122,7 @@
         </w:rPr>
         <w:t>RESPONSIVIDADE – MOBILE</w:t>
       </w:r>
-      <w:bookmarkEnd w:id="32"/>
+      <w:bookmarkEnd w:id="28"/>
     </w:p>
     <w:tbl>
       <w:tblPr>
@@ -8347,8 +8141,8 @@
       </w:tblPr>
       <w:tblGrid>
         <w:gridCol w:w="3554"/>
-        <w:gridCol w:w="3583"/>
-        <w:gridCol w:w="3585"/>
+        <w:gridCol w:w="3582"/>
+        <w:gridCol w:w="3586"/>
       </w:tblGrid>
       <w:tr>
         <w:trPr>
@@ -8369,6 +8163,7 @@
             <w:pPr>
               <w:pStyle w:val="Normal"/>
               <w:widowControl/>
+              <w:suppressAutoHyphens w:val="true"/>
               <w:spacing w:lineRule="auto" w:line="360" w:before="0" w:after="153"/>
               <w:ind w:hanging="0" w:left="0" w:right="78"/>
               <w:jc w:val="both"/>
@@ -8379,26 +8174,23 @@
               </w:rPr>
             </w:pPr>
             <w:r>
-              <w:rPr>
-                <w:kern w:val="2"/>
-                <w:lang w:val="pt-BR" w:bidi="ar-SA"/>
-              </w:rPr>
+              <w:rPr/>
               <mc:AlternateContent>
                 <mc:Choice Requires="wps">
                   <w:drawing>
                     <wp:inline distT="0" distB="0" distL="0" distR="0" wp14:anchorId="033DBB73">
                       <wp:extent cx="1579245" cy="3454400"/>
                       <wp:effectExtent l="152400" t="152400" r="363855" b="356235"/>
-                      <wp:docPr id="36" name="Imagem 1011626162"/>
+                      <wp:docPr id="28" name="Imagem 1011626162"/>
                       <a:graphic xmlns:a="http://schemas.openxmlformats.org/drawingml/2006/main">
                         <a:graphicData uri="http://schemas.openxmlformats.org/drawingml/2006/picture">
                           <pic:pic xmlns:pic="http://schemas.openxmlformats.org/drawingml/2006/picture">
                             <pic:nvPicPr>
-                              <pic:cNvPr id="37" name="Imagem 1011626162" descr=""/>
+                              <pic:cNvPr id="29" name="Imagem 1011626162" descr=""/>
                               <pic:cNvPicPr/>
                             </pic:nvPicPr>
                             <pic:blipFill>
-                              <a:blip r:embed="rId48"/>
+                              <a:blip r:embed="rId40"/>
                               <a:stretch/>
                             </pic:blipFill>
                             <pic:spPr>
@@ -8413,7 +8205,7 @@
                                 <a:noFill/>
                               </a:ln>
                               <a:effectLst>
-                                <a:outerShdw algn="tl" blurRad="291960" dir="2700000" dist="138988" rotWithShape="0">
+                                <a:outerShdw algn="tl" blurRad="291960" dir="2700000" dist="138479" rotWithShape="0">
                                   <a:srgbClr val="333333">
                                     <a:alpha val="65000"/>
                                   </a:srgbClr>
@@ -8429,7 +8221,7 @@
                 <mc:Fallback>
                   <w:pict>
                     <v:shape id="shape_0" ID="Imagem 1011626162" stroked="f" o:allowincell="f" style="position:absolute;margin-left:0pt;margin-top:-312.1pt;width:124.3pt;height:271.95pt;mso-wrap-style:none;v-text-anchor:middle;mso-position-vertical:top" wp14:anchorId="033DBB73" type="_x0000_t75">
-                      <v:imagedata r:id="rId49" o:detectmouseclick="t"/>
+                      <v:imagedata r:id="rId41" o:detectmouseclick="t"/>
                       <v:stroke color="#3465a4" joinstyle="round" endcap="flat"/>
                       <w10:wrap type="square"/>
                     </v:shape>
@@ -8441,7 +8233,7 @@
         </w:tc>
         <w:tc>
           <w:tcPr>
-            <w:tcW w:w="3583" w:type="dxa"/>
+            <w:tcW w:w="3582" w:type="dxa"/>
             <w:tcBorders>
               <w:top w:val="nil"/>
               <w:left w:val="nil"/>
@@ -8454,6 +8246,7 @@
             <w:pPr>
               <w:pStyle w:val="Normal"/>
               <w:widowControl/>
+              <w:suppressAutoHyphens w:val="true"/>
               <w:spacing w:lineRule="auto" w:line="360" w:before="0" w:after="153"/>
               <w:ind w:hanging="0" w:left="0" w:right="78"/>
               <w:jc w:val="both"/>
@@ -8464,26 +8257,23 @@
               </w:rPr>
             </w:pPr>
             <w:r>
-              <w:rPr>
-                <w:kern w:val="2"/>
-                <w:lang w:val="pt-BR" w:bidi="ar-SA"/>
-              </w:rPr>
+              <w:rPr/>
               <mc:AlternateContent>
                 <mc:Choice Requires="wps">
                   <w:drawing>
                     <wp:inline distT="0" distB="0" distL="0" distR="0" wp14:anchorId="3E93D244">
                       <wp:extent cx="1601470" cy="3484245"/>
                       <wp:effectExtent l="152400" t="152400" r="360680" b="363855"/>
-                      <wp:docPr id="38" name="Imagem 1680588105"/>
+                      <wp:docPr id="30" name="Imagem 1680588105"/>
                       <a:graphic xmlns:a="http://schemas.openxmlformats.org/drawingml/2006/main">
                         <a:graphicData uri="http://schemas.openxmlformats.org/drawingml/2006/picture">
                           <pic:pic xmlns:pic="http://schemas.openxmlformats.org/drawingml/2006/picture">
                             <pic:nvPicPr>
-                              <pic:cNvPr id="39" name="Imagem 1680588105" descr=""/>
+                              <pic:cNvPr id="31" name="Imagem 1680588105" descr=""/>
                               <pic:cNvPicPr/>
                             </pic:nvPicPr>
                             <pic:blipFill>
-                              <a:blip r:embed="rId50"/>
+                              <a:blip r:embed="rId42"/>
                               <a:stretch/>
                             </pic:blipFill>
                             <pic:spPr>
@@ -8498,7 +8288,7 @@
                                 <a:noFill/>
                               </a:ln>
                               <a:effectLst>
-                                <a:outerShdw algn="tl" blurRad="291960" dir="2700000" dist="138988" rotWithShape="0">
+                                <a:outerShdw algn="tl" blurRad="291960" dir="2700000" dist="138479" rotWithShape="0">
                                   <a:srgbClr val="333333">
                                     <a:alpha val="65000"/>
                                   </a:srgbClr>
@@ -8514,7 +8304,7 @@
                 <mc:Fallback>
                   <w:pict>
                     <v:shape id="shape_0" ID="Imagem 1680588105" stroked="f" o:allowincell="f" style="position:absolute;margin-left:0pt;margin-top:-315.05pt;width:126.05pt;height:274.3pt;mso-wrap-style:none;v-text-anchor:middle;mso-position-vertical:top" wp14:anchorId="3E93D244" type="_x0000_t75">
-                      <v:imagedata r:id="rId51" o:detectmouseclick="t"/>
+                      <v:imagedata r:id="rId43" o:detectmouseclick="t"/>
                       <v:stroke color="#3465a4" joinstyle="round" endcap="flat"/>
                       <w10:wrap type="square"/>
                     </v:shape>
@@ -8526,7 +8316,7 @@
         </w:tc>
         <w:tc>
           <w:tcPr>
-            <w:tcW w:w="3585" w:type="dxa"/>
+            <w:tcW w:w="3586" w:type="dxa"/>
             <w:tcBorders>
               <w:top w:val="nil"/>
               <w:left w:val="nil"/>
@@ -8539,6 +8329,7 @@
             <w:pPr>
               <w:pStyle w:val="Normal"/>
               <w:widowControl/>
+              <w:suppressAutoHyphens w:val="true"/>
               <w:spacing w:lineRule="auto" w:line="360" w:before="0" w:after="153"/>
               <w:ind w:hanging="0" w:left="0" w:right="78"/>
               <w:jc w:val="both"/>
@@ -8549,26 +8340,23 @@
               </w:rPr>
             </w:pPr>
             <w:r>
-              <w:rPr>
-                <w:kern w:val="2"/>
-                <w:lang w:val="pt-BR" w:bidi="ar-SA"/>
-              </w:rPr>
+              <w:rPr/>
               <mc:AlternateContent>
                 <mc:Choice Requires="wps">
                   <w:drawing>
                     <wp:inline distT="0" distB="0" distL="0" distR="0" wp14:anchorId="7ABFC695">
                       <wp:extent cx="1607820" cy="3468370"/>
                       <wp:effectExtent l="152400" t="152400" r="354330" b="361315"/>
-                      <wp:docPr id="40" name="Imagem 1610090951"/>
+                      <wp:docPr id="32" name="Imagem 1610090951"/>
                       <a:graphic xmlns:a="http://schemas.openxmlformats.org/drawingml/2006/main">
                         <a:graphicData uri="http://schemas.openxmlformats.org/drawingml/2006/picture">
                           <pic:pic xmlns:pic="http://schemas.openxmlformats.org/drawingml/2006/picture">
                             <pic:nvPicPr>
-                              <pic:cNvPr id="41" name="Imagem 1610090951" descr=""/>
+                              <pic:cNvPr id="33" name="Imagem 1610090951" descr=""/>
                               <pic:cNvPicPr/>
                             </pic:nvPicPr>
                             <pic:blipFill>
-                              <a:blip r:embed="rId52"/>
+                              <a:blip r:embed="rId44"/>
                               <a:stretch/>
                             </pic:blipFill>
                             <pic:spPr>
@@ -8583,7 +8371,7 @@
                                 <a:noFill/>
                               </a:ln>
                               <a:effectLst>
-                                <a:outerShdw algn="tl" blurRad="291960" dir="2700000" dist="138988" rotWithShape="0">
+                                <a:outerShdw algn="tl" blurRad="291960" dir="2700000" dist="138479" rotWithShape="0">
                                   <a:srgbClr val="333333">
                                     <a:alpha val="65000"/>
                                   </a:srgbClr>
@@ -8599,7 +8387,7 @@
                 <mc:Fallback>
                   <w:pict>
                     <v:shape id="shape_0" ID="Imagem 1610090951" stroked="f" o:allowincell="f" style="position:absolute;margin-left:0pt;margin-top:-313.6pt;width:126.55pt;height:273.05pt;mso-wrap-style:none;v-text-anchor:middle;mso-position-vertical:top" wp14:anchorId="7ABFC695" type="_x0000_t75">
-                      <v:imagedata r:id="rId53" o:detectmouseclick="t"/>
+                      <v:imagedata r:id="rId45" o:detectmouseclick="t"/>
                       <v:stroke color="#3465a4" joinstyle="round" endcap="flat"/>
                       <w10:wrap type="square"/>
                     </v:shape>
@@ -8657,7 +8445,7 @@
           <w:szCs w:val="24"/>
         </w:rPr>
       </w:pPr>
-      <w:bookmarkStart w:id="33" w:name="_Toc184287610"/>
+      <w:bookmarkStart w:id="29" w:name="_Toc184287610"/>
       <w:r>
         <w:rPr>
           <w:rFonts w:ascii="Montserrat Medium" w:hAnsi="Montserrat Medium"/>
@@ -8667,7 +8455,7 @@
         </w:rPr>
         <w:t>PAINEL DE CONFIGURAÇÃO WORDPRESS</w:t>
       </w:r>
-      <w:bookmarkEnd w:id="33"/>
+      <w:bookmarkEnd w:id="29"/>
     </w:p>
     <w:p>
       <w:pPr>
@@ -8744,7 +8532,7 @@
           <wp:inline distT="0" distB="0" distL="0" distR="0">
             <wp:extent cx="3372485" cy="771525"/>
             <wp:effectExtent l="0" t="0" r="0" b="0"/>
-            <wp:docPr id="42" name="Figura2" descr="Interface gráfica do usuário, Texto, Aplicativo, chat ou mensagem de texto&#10;&#10;Descrição gerada automaticamente"/>
+            <wp:docPr id="34" name="Figura2" descr="Interface gráfica do usuário, Texto, Aplicativo, chat ou mensagem de texto&#10;&#10;Descrição gerada automaticamente"/>
             <wp:cNvGraphicFramePr>
               <a:graphicFrameLocks xmlns:a="http://schemas.openxmlformats.org/drawingml/2006/main" noChangeAspect="1"/>
             </wp:cNvGraphicFramePr>
@@ -8752,13 +8540,13 @@
               <a:graphicData uri="http://schemas.openxmlformats.org/drawingml/2006/picture">
                 <pic:pic xmlns:pic="http://schemas.openxmlformats.org/drawingml/2006/picture">
                   <pic:nvPicPr>
-                    <pic:cNvPr id="42" name="Figura2" descr="Interface gráfica do usuário, Texto, Aplicativo, chat ou mensagem de texto&#10;&#10;Descrição gerada automaticamente"/>
+                    <pic:cNvPr id="34" name="Figura2" descr="Interface gráfica do usuário, Texto, Aplicativo, chat ou mensagem de texto&#10;&#10;Descrição gerada automaticamente"/>
                     <pic:cNvPicPr>
                       <a:picLocks noChangeAspect="1" noChangeArrowheads="1"/>
                     </pic:cNvPicPr>
                   </pic:nvPicPr>
                   <pic:blipFill>
-                    <a:blip r:embed="rId54"/>
+                    <a:blip r:embed="rId46"/>
                     <a:stretch>
                       <a:fillRect/>
                     </a:stretch>
@@ -8853,7 +8641,7 @@
           <w:szCs w:val="24"/>
         </w:rPr>
       </w:pPr>
-      <w:bookmarkStart w:id="34" w:name="_Toc184287611"/>
+      <w:bookmarkStart w:id="30" w:name="_Toc184287611"/>
       <w:r>
         <w:rPr>
           <w:rFonts w:ascii="Montserrat Medium" w:hAnsi="Montserrat Medium"/>
@@ -8863,7 +8651,7 @@
         </w:rPr>
         <w:t>PÁGINA DE LOGIN</w:t>
       </w:r>
-      <w:bookmarkEnd w:id="34"/>
+      <w:bookmarkEnd w:id="30"/>
     </w:p>
     <w:p>
       <w:pPr>
@@ -8878,16 +8666,16 @@
               <wp:inline distT="0" distB="0" distL="0" distR="0" wp14:anchorId="6D39ED8D">
                 <wp:extent cx="5400040" cy="3581400"/>
                 <wp:effectExtent l="152400" t="152400" r="353060" b="361950"/>
-                <wp:docPr id="43" name="Imagem 1" descr="Interface gráfica do usuário, Texto, Aplicativo&#10;&#10;Descrição gerada automaticamente"/>
+                <wp:docPr id="35" name="Imagem 1" descr="Interface gráfica do usuário, Texto, Aplicativo&#10;&#10;Descrição gerada automaticamente"/>
                 <a:graphic xmlns:a="http://schemas.openxmlformats.org/drawingml/2006/main">
                   <a:graphicData uri="http://schemas.openxmlformats.org/drawingml/2006/picture">
                     <pic:pic xmlns:pic="http://schemas.openxmlformats.org/drawingml/2006/picture">
                       <pic:nvPicPr>
-                        <pic:cNvPr id="44" name="Imagem 1" descr="Interface gráfica do usuário, Texto, Aplicativo&#10;&#10;Descrição gerada automaticamente"/>
+                        <pic:cNvPr id="36" name="Imagem 1" descr="Interface gráfica do usuário, Texto, Aplicativo&#10;&#10;Descrição gerada automaticamente"/>
                         <pic:cNvPicPr/>
                       </pic:nvPicPr>
                       <pic:blipFill>
-                        <a:blip r:embed="rId55"/>
+                        <a:blip r:embed="rId47"/>
                         <a:stretch/>
                       </pic:blipFill>
                       <pic:spPr>
@@ -8902,7 +8690,7 @@
                           <a:noFill/>
                         </a:ln>
                         <a:effectLst>
-                          <a:outerShdw algn="tl" blurRad="291960" dir="2700000" dist="138988" rotWithShape="0">
+                          <a:outerShdw algn="tl" blurRad="291960" dir="2700000" dist="138479" rotWithShape="0">
                             <a:srgbClr val="333333">
                               <a:alpha val="65000"/>
                             </a:srgbClr>
@@ -8918,7 +8706,7 @@
           <mc:Fallback>
             <w:pict>
               <v:shape id="shape_0" ID="Imagem 1" stroked="f" o:allowincell="f" style="position:absolute;margin-left:0pt;margin-top:-322.55pt;width:425.15pt;height:281.95pt;mso-wrap-style:none;v-text-anchor:middle;mso-position-vertical:top" wp14:anchorId="6D39ED8D" type="_x0000_t75">
-                <v:imagedata r:id="rId56" o:detectmouseclick="t"/>
+                <v:imagedata r:id="rId48" o:detectmouseclick="t"/>
                 <v:stroke color="#3465a4" joinstyle="round" endcap="flat"/>
                 <w10:wrap type="square"/>
               </v:shape>
@@ -8928,7 +8716,7 @@
         <mc:AlternateContent>
           <mc:Choice Requires="wpg">
             <w:drawing>
-              <wp:anchor behindDoc="0" distT="0" distB="635" distL="0" distR="3810" simplePos="0" locked="0" layoutInCell="1" allowOverlap="1" relativeHeight="34" wp14:anchorId="1E382A65">
+              <wp:anchor behindDoc="0" distT="635" distB="0" distL="0" distR="0" simplePos="0" locked="0" layoutInCell="1" allowOverlap="1" relativeHeight="31" wp14:anchorId="1E382A65">
                 <wp:simplePos x="0" y="0"/>
                 <wp:positionH relativeFrom="column">
                   <wp:posOffset>4377690</wp:posOffset>
@@ -8939,7 +8727,7 @@
                 <wp:extent cx="1024890" cy="3594100"/>
                 <wp:effectExtent l="0" t="635" r="0" b="0"/>
                 <wp:wrapNone/>
-                <wp:docPr id="45" name="Agrupar 595506868"/>
+                <wp:docPr id="37" name="Agrupar 595506868"/>
                 <a:graphic xmlns:a="http://schemas.openxmlformats.org/drawingml/2006/main">
                   <a:graphicData uri="http://schemas.microsoft.com/office/word/2010/wordprocessingGroup">
                     <wpg:wgp>
@@ -8953,12 +8741,12 @@
                         </a:xfrm>
                       </wpg:grpSpPr>
                       <wps:wsp>
-                        <wps:cNvPr id="46" name="Caixa de Texto 12"/>
+                        <wps:cNvPr id="38" name="Caixa de Texto 12"/>
                         <wps:cNvSpPr/>
                         <wps:spPr>
                           <a:xfrm>
-                            <a:off x="204480" y="3363120"/>
-                            <a:ext cx="820440" cy="231120"/>
+                            <a:off x="204480" y="3363480"/>
+                            <a:ext cx="820440" cy="230400"/>
                           </a:xfrm>
                           <a:prstGeom prst="rect">
                             <a:avLst/>
@@ -8991,17 +8779,17 @@
                             </w:p>
                           </w:txbxContent>
                         </wps:txbx>
-                        <wps:bodyPr anchor="t">
+                        <wps:bodyPr lIns="0" rIns="0" tIns="0" bIns="0" anchor="t">
                           <a:noAutofit/>
                         </wps:bodyPr>
                       </wps:wsp>
                       <wps:wsp>
-                        <wps:cNvPr id="47" name="Caixa de Texto 12"/>
+                        <wps:cNvPr id="39" name="Caixa de Texto 12"/>
                         <wps:cNvSpPr/>
                         <wps:spPr>
                           <a:xfrm>
                             <a:off x="0" y="0"/>
-                            <a:ext cx="857160" cy="168120"/>
+                            <a:ext cx="857160" cy="167760"/>
                           </a:xfrm>
                           <a:prstGeom prst="rect">
                             <a:avLst/>
@@ -9034,7 +8822,7 @@
                             </w:p>
                           </w:txbxContent>
                         </wps:txbx>
-                        <wps:bodyPr anchor="t">
+                        <wps:bodyPr lIns="0" rIns="0" tIns="0" bIns="0" anchor="t">
                           <a:noAutofit/>
                         </wps:bodyPr>
                       </wps:wsp>
@@ -9047,7 +8835,7 @@
           <mc:Fallback>
             <w:pict>
               <v:group id="shape_0" alt="Agrupar 595506868" style="position:absolute;margin-left:344.7pt;margin-top:2.35pt;width:80.7pt;height:283pt" coordorigin="6894,47" coordsize="1614,5660">
-                <v:rect id="shape_0" ID="Caixa de Texto 12" path="m0,0l-2147483645,0l-2147483645,-2147483646l0,-2147483646xe" fillcolor="white" stroked="f" o:allowincell="f" style="position:absolute;left:7216;top:5343;width:1291;height:363;mso-wrap-style:none;v-text-anchor:middle">
+                <v:rect id="shape_0" ID="Caixa de Texto 12" path="m0,0l-2147483645,0l-2147483645,-2147483646l0,-2147483646xe" fillcolor="white" stroked="f" o:allowincell="f" style="position:absolute;left:7216;top:5344;width:1291;height:362;mso-wrap-style:none;v-text-anchor:middle">
                   <v:fill o:detectmouseclick="t" type="solid" color2="black"/>
                   <v:stroke color="#3465a4" weight="6480" joinstyle="round" endcap="flat"/>
                   <v:textbox>
@@ -9067,7 +8855,7 @@
                   </v:textbox>
                   <w10:wrap type="none"/>
                 </v:rect>
-                <v:rect id="shape_0" ID="Caixa de Texto 12" path="m0,0l-2147483645,0l-2147483645,-2147483646l0,-2147483646xe" fillcolor="#c9d9f3" stroked="f" o:allowincell="f" style="position:absolute;left:6894;top:47;width:1349;height:264;mso-wrap-style:none;v-text-anchor:middle">
+                <v:rect id="shape_0" ID="Caixa de Texto 12" path="m0,0l-2147483645,0l-2147483645,-2147483646l0,-2147483646xe" fillcolor="#c9d9f3" stroked="f" o:allowincell="f" style="position:absolute;left:6894;top:47;width:1349;height:263;mso-wrap-style:none;v-text-anchor:middle">
                   <v:fill o:detectmouseclick="t" type="solid" color2="#36260c"/>
                   <v:stroke color="#3465a4" weight="6480" joinstyle="round" endcap="flat"/>
                   <v:textbox>
@@ -9252,7 +9040,7 @@
           <w:szCs w:val="24"/>
         </w:rPr>
       </w:pPr>
-      <w:bookmarkStart w:id="35" w:name="_Toc184287612"/>
+      <w:bookmarkStart w:id="31" w:name="_Toc184287612"/>
       <w:r>
         <w:rPr>
           <w:rFonts w:ascii="Montserrat Medium" w:hAnsi="Montserrat Medium"/>
@@ -9262,7 +9050,7 @@
         </w:rPr>
         <w:t>PAINEL DE CONFIGURAÇÃO WORDRESS</w:t>
       </w:r>
-      <w:bookmarkEnd w:id="35"/>
+      <w:bookmarkEnd w:id="31"/>
     </w:p>
     <w:p>
       <w:pPr>
@@ -9288,43 +9076,7 @@
           <w:sz w:val="24"/>
           <w:szCs w:val="24"/>
         </w:rPr>
-        <w:t>O Painel de Configuração é fundamental para a gestão da loja virtual. Através deste painel, a equipe d</w:t>
-      </w:r>
-      <w:r>
-        <w:rPr>
-          <w:rFonts w:ascii="Montserrat Light" w:hAnsi="Montserrat Light"/>
-          <w:color w:themeColor="text1" w:themeTint="bf" w:val="404040"/>
-          <w:sz w:val="24"/>
-          <w:szCs w:val="24"/>
-        </w:rPr>
-        <w:t>a [NOME_EMPRESA_CLIENTE]</w:t>
-      </w:r>
-      <w:r>
-        <w:rPr>
-          <w:rFonts w:ascii="Montserrat Light" w:hAnsi="Montserrat Light"/>
-          <w:color w:themeColor="text1" w:themeTint="bf" w:val="404040"/>
-          <w:sz w:val="24"/>
-          <w:szCs w:val="24"/>
-        </w:rPr>
-        <w:t xml:space="preserve"> terá pleno controle sobre o conteúdo do site, possibilitando a atualização de produtos, preços, categorias e informações relevantes. Adicionalmente, um tutorial digital detalhado, que abrange o uso e a gestão do sistema da loja virtual está disponível na pasta do Drive </w:t>
-      </w:r>
-      <w:r>
-        <w:rPr>
-          <w:rFonts w:ascii="Montserrat Light" w:hAnsi="Montserrat Light"/>
-          <w:color w:themeColor="text1" w:themeTint="bf" w:val="404040"/>
-          <w:sz w:val="24"/>
-          <w:szCs w:val="24"/>
-        </w:rPr>
-        <w:t>[NOME_EMPRESA_CLIENTE]</w:t>
-      </w:r>
-      <w:r>
-        <w:rPr>
-          <w:rFonts w:ascii="Montserrat Light" w:hAnsi="Montserrat Light"/>
-          <w:color w:themeColor="text1" w:themeTint="bf" w:val="404040"/>
-          <w:sz w:val="24"/>
-          <w:szCs w:val="24"/>
-        </w:rPr>
-        <w:t xml:space="preserve"> – Loja Virtual</w:t>
+        <w:t>O Painel de Configuração é fundamental para a gestão da loja virtual. Através deste painel, a equipe da [NOME_EMPRESA_CLIENTE] terá pleno controle sobre o conteúdo do site, possibilitando a atualização de produtos, preços, categorias e informações relevantes. Adicionalmente, um tutorial digital detalhado, que abrange o uso e a gestão do sistema da loja virtual está disponível na pasta do Drive [NOME_EMPRESA_CLIENTE] – Loja Virtual</w:t>
       </w:r>
       <w:r>
         <w:rPr>
@@ -9361,16 +9113,16 @@
               <wp:inline distT="0" distB="0" distL="0" distR="0" wp14:anchorId="490A839B">
                 <wp:extent cx="5400040" cy="2954020"/>
                 <wp:effectExtent l="152400" t="152400" r="353060" b="360680"/>
-                <wp:docPr id="48" name="Imagem 1" descr="Interface gráfica do usuário, Aplicativo, Email&#10;&#10;Descrição gerada automaticamente"/>
+                <wp:docPr id="40" name="Imagem 1" descr="Interface gráfica do usuário, Aplicativo, Email&#10;&#10;Descrição gerada automaticamente"/>
                 <a:graphic xmlns:a="http://schemas.openxmlformats.org/drawingml/2006/main">
                   <a:graphicData uri="http://schemas.openxmlformats.org/drawingml/2006/picture">
                     <pic:pic xmlns:pic="http://schemas.openxmlformats.org/drawingml/2006/picture">
                       <pic:nvPicPr>
-                        <pic:cNvPr id="49" name="Imagem 1" descr="Interface gráfica do usuário, Aplicativo, Email&#10;&#10;Descrição gerada automaticamente"/>
+                        <pic:cNvPr id="41" name="Imagem 1" descr="Interface gráfica do usuário, Aplicativo, Email&#10;&#10;Descrição gerada automaticamente"/>
                         <pic:cNvPicPr/>
                       </pic:nvPicPr>
                       <pic:blipFill>
-                        <a:blip r:embed="rId57"/>
+                        <a:blip r:embed="rId49"/>
                         <a:stretch/>
                       </pic:blipFill>
                       <pic:spPr>
@@ -9385,7 +9137,7 @@
                           <a:noFill/>
                         </a:ln>
                         <a:effectLst>
-                          <a:outerShdw algn="tl" blurRad="291960" dir="2700000" dist="138988" rotWithShape="0">
+                          <a:outerShdw algn="tl" blurRad="291960" dir="2700000" dist="138479" rotWithShape="0">
                             <a:srgbClr val="333333">
                               <a:alpha val="65000"/>
                             </a:srgbClr>
@@ -9401,7 +9153,7 @@
           <mc:Fallback>
             <w:pict>
               <v:shape id="shape_0" ID="Imagem 1" stroked="f" o:allowincell="f" style="position:absolute;margin-left:0pt;margin-top:-273.05pt;width:425.15pt;height:232.55pt;mso-wrap-style:none;v-text-anchor:middle;mso-position-vertical:top" wp14:anchorId="490A839B" type="_x0000_t75">
-                <v:imagedata r:id="rId58" o:detectmouseclick="t"/>
+                <v:imagedata r:id="rId50" o:detectmouseclick="t"/>
                 <v:stroke color="#3465a4" joinstyle="round" endcap="flat"/>
                 <w10:wrap type="square"/>
               </v:shape>
@@ -9456,7 +9208,7 @@
           <w:szCs w:val="24"/>
         </w:rPr>
       </w:pPr>
-      <w:bookmarkStart w:id="36" w:name="_Toc184287613"/>
+      <w:bookmarkStart w:id="32" w:name="_Toc184287613"/>
       <w:r>
         <w:rPr>
           <w:rFonts w:ascii="Montserrat Medium" w:hAnsi="Montserrat Medium"/>
@@ -9466,7 +9218,7 @@
         </w:rPr>
         <w:t>SEO</w:t>
       </w:r>
-      <w:bookmarkEnd w:id="36"/>
+      <w:bookmarkEnd w:id="32"/>
     </w:p>
     <w:p>
       <w:pPr>
@@ -9522,16 +9274,16 @@
               <wp:inline distT="0" distB="0" distL="0" distR="0" wp14:anchorId="7E5A9BBF">
                 <wp:extent cx="5400040" cy="2648585"/>
                 <wp:effectExtent l="152400" t="152400" r="353060" b="361315"/>
-                <wp:docPr id="50" name="Imagem 1" descr="Interface gráfica do usuário, Texto, Aplicativo, Email&#10;&#10;Descrição gerada automaticamente"/>
+                <wp:docPr id="42" name="Imagem 1" descr="Interface gráfica do usuário, Texto, Aplicativo, Email&#10;&#10;Descrição gerada automaticamente"/>
                 <a:graphic xmlns:a="http://schemas.openxmlformats.org/drawingml/2006/main">
                   <a:graphicData uri="http://schemas.openxmlformats.org/drawingml/2006/picture">
                     <pic:pic xmlns:pic="http://schemas.openxmlformats.org/drawingml/2006/picture">
                       <pic:nvPicPr>
-                        <pic:cNvPr id="51" name="Imagem 1" descr="Interface gráfica do usuário, Texto, Aplicativo, Email&#10;&#10;Descrição gerada automaticamente"/>
+                        <pic:cNvPr id="43" name="Imagem 1" descr="Interface gráfica do usuário, Texto, Aplicativo, Email&#10;&#10;Descrição gerada automaticamente"/>
                         <pic:cNvPicPr/>
                       </pic:nvPicPr>
                       <pic:blipFill>
-                        <a:blip r:embed="rId59"/>
+                        <a:blip r:embed="rId51"/>
                         <a:stretch/>
                       </pic:blipFill>
                       <pic:spPr>
@@ -9546,7 +9298,7 @@
                           <a:noFill/>
                         </a:ln>
                         <a:effectLst>
-                          <a:outerShdw algn="tl" blurRad="291960" dir="2700000" dist="138988" rotWithShape="0">
+                          <a:outerShdw algn="tl" blurRad="291960" dir="2700000" dist="138479" rotWithShape="0">
                             <a:srgbClr val="333333">
                               <a:alpha val="65000"/>
                             </a:srgbClr>
@@ -9562,7 +9314,7 @@
           <mc:Fallback>
             <w:pict>
               <v:shape id="shape_0" ID="Imagem 1" stroked="f" o:allowincell="f" style="position:absolute;margin-left:0pt;margin-top:-249.05pt;width:425.15pt;height:208.5pt;mso-wrap-style:none;v-text-anchor:middle;mso-position-vertical:top" wp14:anchorId="7E5A9BBF" type="_x0000_t75">
-                <v:imagedata r:id="rId60" o:detectmouseclick="t"/>
+                <v:imagedata r:id="rId52" o:detectmouseclick="t"/>
                 <v:stroke color="#3465a4" joinstyle="round" endcap="flat"/>
                 <w10:wrap type="square"/>
               </v:shape>
@@ -9584,7 +9336,7 @@
           <w:szCs w:val="24"/>
         </w:rPr>
       </w:pPr>
-      <w:bookmarkStart w:id="37" w:name="_Toc184287614"/>
+      <w:bookmarkStart w:id="33" w:name="_Toc184287614"/>
       <w:r>
         <w:rPr>
           <w:rFonts w:ascii="Montserrat Medium" w:hAnsi="Montserrat Medium"/>
@@ -9594,7 +9346,7 @@
         </w:rPr>
         <w:t>INDICADORES</w:t>
       </w:r>
-      <w:bookmarkEnd w:id="37"/>
+      <w:bookmarkEnd w:id="33"/>
     </w:p>
     <w:p>
       <w:pPr>
@@ -9621,25 +9373,7 @@
           <w:sz w:val="24"/>
           <w:szCs w:val="24"/>
         </w:rPr>
-        <w:t xml:space="preserve">Integramos o Google Analytics na loja virtual </w:t>
-      </w:r>
-      <w:r>
-        <w:rPr>
-          <w:rFonts w:ascii="Montserrat Light" w:hAnsi="Montserrat Light"/>
-          <w:color w:themeColor="text1" w:themeTint="bf" w:val="404040"/>
-          <w:sz w:val="24"/>
-          <w:szCs w:val="24"/>
-        </w:rPr>
-        <w:t>[NOME_EMPRESA_CLIENTE]</w:t>
-      </w:r>
-      <w:r>
-        <w:rPr>
-          <w:rFonts w:ascii="Montserrat Light" w:hAnsi="Montserrat Light"/>
-          <w:color w:themeColor="text1" w:themeTint="bf" w:val="404040"/>
-          <w:sz w:val="24"/>
-          <w:szCs w:val="24"/>
-        </w:rPr>
-        <w:t>. Essa ferramenta de análise fornece uma visão abrangente do tráfego do site, interações dos usuários e desempenho das páginas. O empresário terá acesso a métricas valiosas que permitem avaliar a eficácia das estratégias, identificar oportunidades de melhoria e ajustar táticas de acordo com os dados reais.</w:t>
+        <w:t>Integramos o Google Analytics na loja virtual [NOME_EMPRESA_CLIENTE]. Essa ferramenta de análise fornece uma visão abrangente do tráfego do site, interações dos usuários e desempenho das páginas. O empresário terá acesso a métricas valiosas que permitem avaliar a eficácia das estratégias, identificar oportunidades de melhoria e ajustar táticas de acordo com os dados reais.</w:t>
       </w:r>
     </w:p>
     <w:p>
@@ -9667,25 +9401,7 @@
           <w:sz w:val="24"/>
           <w:szCs w:val="24"/>
         </w:rPr>
-        <w:t xml:space="preserve">Através do Google Analytics é possível mensurar o sucesso de campanhas, o comportamento dos clientes e as tendências de consumo, proporcionando informações essenciais para decisões informadas e uma gestão eficaz da loja virtual. Isso resulta em uma abordagem mais embasada e voltada para resultados, permitindo que a </w:t>
-      </w:r>
-      <w:r>
-        <w:rPr>
-          <w:rFonts w:ascii="Montserrat Light" w:hAnsi="Montserrat Light"/>
-          <w:color w:themeColor="text1" w:themeTint="bf" w:val="404040"/>
-          <w:sz w:val="24"/>
-          <w:szCs w:val="24"/>
-        </w:rPr>
-        <w:t>[NOME_EMPRESA_CLIENTE]</w:t>
-      </w:r>
-      <w:r>
-        <w:rPr>
-          <w:rFonts w:ascii="Montserrat Light" w:hAnsi="Montserrat Light"/>
-          <w:color w:themeColor="text1" w:themeTint="bf" w:val="404040"/>
-          <w:sz w:val="24"/>
-          <w:szCs w:val="24"/>
-        </w:rPr>
-        <w:t xml:space="preserve"> maximize sua presença online e ofereça uma experiência excepcional aos clientes.</w:t>
+        <w:t>Através do Google Analytics é possível mensurar o sucesso de campanhas, o comportamento dos clientes e as tendências de consumo, proporcionando informações essenciais para decisões informadas e uma gestão eficaz da loja virtual. Isso resulta em uma abordagem mais embasada e voltada para resultados, permitindo que a [NOME_EMPRESA_CLIENTE] maximize sua presença online e ofereça uma experiência excepcional aos clientes.</w:t>
       </w:r>
     </w:p>
     <w:p>
@@ -9742,16 +9458,16 @@
               <wp:inline distT="0" distB="0" distL="0" distR="0" wp14:anchorId="08621B57">
                 <wp:extent cx="5869940" cy="3221355"/>
                 <wp:effectExtent l="152400" t="152400" r="359410" b="360045"/>
-                <wp:docPr id="52" name="Imagem 35990812"/>
+                <wp:docPr id="44" name="Imagem 35990812"/>
                 <a:graphic xmlns:a="http://schemas.openxmlformats.org/drawingml/2006/main">
                   <a:graphicData uri="http://schemas.openxmlformats.org/drawingml/2006/picture">
                     <pic:pic xmlns:pic="http://schemas.openxmlformats.org/drawingml/2006/picture">
                       <pic:nvPicPr>
-                        <pic:cNvPr id="53" name="Imagem 35990812" descr=""/>
+                        <pic:cNvPr id="45" name="Imagem 35990812" descr=""/>
                         <pic:cNvPicPr/>
                       </pic:nvPicPr>
                       <pic:blipFill>
-                        <a:blip r:embed="rId61"/>
+                        <a:blip r:embed="rId53"/>
                         <a:stretch/>
                       </pic:blipFill>
                       <pic:spPr>
@@ -9766,7 +9482,7 @@
                           <a:noFill/>
                         </a:ln>
                         <a:effectLst>
-                          <a:outerShdw algn="tl" blurRad="291960" dir="2700000" dist="138988" rotWithShape="0">
+                          <a:outerShdw algn="tl" blurRad="291960" dir="2700000" dist="138479" rotWithShape="0">
                             <a:srgbClr val="333333">
                               <a:alpha val="65000"/>
                             </a:srgbClr>
@@ -9782,7 +9498,7 @@
           <mc:Fallback>
             <w:pict>
               <v:shape id="shape_0" ID="Imagem 35990812" stroked="f" o:allowincell="f" style="position:absolute;margin-left:0pt;margin-top:-294.05pt;width:462.15pt;height:253.6pt;mso-wrap-style:none;v-text-anchor:middle;mso-position-vertical:top" wp14:anchorId="08621B57" type="_x0000_t75">
-                <v:imagedata r:id="rId62" o:detectmouseclick="t"/>
+                <v:imagedata r:id="rId54" o:detectmouseclick="t"/>
                 <v:stroke color="#3465a4" joinstyle="round" endcap="flat"/>
                 <w10:wrap type="square"/>
               </v:shape>
@@ -9828,7 +9544,7 @@
           <w:szCs w:val="24"/>
         </w:rPr>
       </w:pPr>
-      <w:bookmarkStart w:id="38" w:name="_Toc184287615"/>
+      <w:bookmarkStart w:id="34" w:name="_Toc184287615"/>
       <w:r>
         <w:rPr>
           <w:rFonts w:ascii="Montserrat Medium" w:hAnsi="Montserrat Medium"/>
@@ -9838,7 +9554,7 @@
         </w:rPr>
         <w:t>ENTREGÁVEIS</w:t>
       </w:r>
-      <w:bookmarkEnd w:id="38"/>
+      <w:bookmarkEnd w:id="34"/>
     </w:p>
     <w:p>
       <w:pPr>
@@ -9917,17 +9633,7 @@
           <w:lang w:eastAsia="pt-BR"/>
           <w14:ligatures w14:val="standardContextual"/>
         </w:rPr>
-        <w:t>Acesso à Plataforma de Gerenciamento de Conteúdo (WordPress): As credenciais estão no arquivo "Acessos" na pasta do Google Driv</w:t>
-      </w:r>
-      <w:r>
-        <w:rPr>
-          <w:rFonts w:eastAsia="Calibri" w:cs="Calibri" w:ascii="Montserrat Light" w:hAnsi="Montserrat Light"/>
-          <w:color w:themeColor="text1" w:themeTint="bf" w:val="404040"/>
-          <w:kern w:val="2"/>
-          <w:lang w:eastAsia="pt-BR"/>
-          <w14:ligatures w14:val="standardContextual"/>
-        </w:rPr>
-        <w:t xml:space="preserve">e </w:t>
+        <w:t xml:space="preserve">Acesso à Plataforma de Gerenciamento de Conteúdo (WordPress): As credenciais estão no arquivo "Acessos" na pasta do Google Drive </w:t>
       </w:r>
     </w:p>
     <w:p>
@@ -9981,27 +9687,7 @@
           <w:lang w:eastAsia="pt-BR"/>
           <w14:ligatures w14:val="standardContextual"/>
         </w:rPr>
-        <w:t xml:space="preserve">Código Fonte do Site (Arquivo .zip): Disponível na pasta do Google </w:t>
-      </w:r>
-      <w:r>
-        <w:rPr>
-          <w:rFonts w:eastAsia="Calibri" w:cs="Calibri" w:ascii="Montserrat Light" w:hAnsi="Montserrat Light"/>
-          <w:color w:themeColor="text1" w:themeTint="bf" w:val="404040"/>
-          <w:kern w:val="2"/>
-          <w:lang w:eastAsia="pt-BR"/>
-          <w14:ligatures w14:val="standardContextual"/>
-        </w:rPr>
-        <w:t>Drive [LINK_DRIVE], e</w:t>
-      </w:r>
-      <w:r>
-        <w:rPr>
-          <w:rFonts w:eastAsia="Calibri" w:cs="Calibri" w:ascii="Montserrat Light" w:hAnsi="Montserrat Light"/>
-          <w:color w:themeColor="text1" w:themeTint="bf" w:val="404040"/>
-          <w:kern w:val="2"/>
-          <w:lang w:eastAsia="pt-BR"/>
-          <w14:ligatures w14:val="standardContextual"/>
-        </w:rPr>
-        <w:t>ssencial para futura manutenção e personalização.</w:t>
+        <w:t>Código Fonte do Site (Arquivo .zip): Disponível na pasta do Google Drive [LINK_DRIVE], essencial para futura manutenção e personalização.</w:t>
       </w:r>
     </w:p>
     <w:p>
@@ -10034,17 +9720,7 @@
           <w:lang w:eastAsia="pt-BR"/>
           <w14:ligatures w14:val="standardContextual"/>
         </w:rPr>
-        <w:t xml:space="preserve">Banco de Dados (Arquivo .zip): O arquivo do banco de dados está na pasta do Google </w:t>
-      </w:r>
-      <w:r>
-        <w:rPr>
-          <w:rFonts w:eastAsia="Calibri" w:cs="Calibri" w:ascii="Montserrat Light" w:hAnsi="Montserrat Light"/>
-          <w:color w:themeColor="text1" w:themeTint="bf" w:val="404040"/>
-          <w:kern w:val="2"/>
-          <w:lang w:eastAsia="pt-BR"/>
-          <w14:ligatures w14:val="standardContextual"/>
-        </w:rPr>
-        <w:t>Drive [LINK_DRIVE]</w:t>
+        <w:t>Banco de Dados (Arquivo .zip): O arquivo do banco de dados está na pasta do Google Drive [LINK_DRIVE]</w:t>
       </w:r>
       <w:r>
         <w:rPr>
@@ -10093,17 +9769,7 @@
           <w:lang w:eastAsia="pt-BR"/>
           <w14:ligatures w14:val="standardContextual"/>
         </w:rPr>
-        <w:t>Backup em Nuvem: Um backup do código fonte e banco de dados está no Googl</w:t>
-      </w:r>
-      <w:r>
-        <w:rPr>
-          <w:rFonts w:eastAsia="Calibri" w:cs="Calibri" w:ascii="Montserrat Light" w:hAnsi="Montserrat Light"/>
-          <w:color w:themeColor="text1" w:themeTint="bf" w:val="404040"/>
-          <w:kern w:val="2"/>
-          <w:lang w:eastAsia="pt-BR"/>
-          <w14:ligatures w14:val="standardContextual"/>
-        </w:rPr>
-        <w:t>e Drive [LINK_DRIVE]</w:t>
+        <w:t>Backup em Nuvem: Um backup do código fonte e banco de dados está no Google Drive [LINK_DRIVE]</w:t>
       </w:r>
       <w:r>
         <w:rPr>
@@ -10145,16 +9811,16 @@
               <wp:inline distT="0" distB="0" distL="0" distR="0" wp14:anchorId="53430B0D">
                 <wp:extent cx="5400040" cy="1783080"/>
                 <wp:effectExtent l="152400" t="152400" r="353060" b="369570"/>
-                <wp:docPr id="54" name="Imagem 1" descr="Interface gráfica do usuário, Texto, Aplicativo, Email&#10;&#10;Descrição gerada automaticamente"/>
+                <wp:docPr id="46" name="Imagem 1" descr="Interface gráfica do usuário, Texto, Aplicativo, Email&#10;&#10;Descrição gerada automaticamente"/>
                 <a:graphic xmlns:a="http://schemas.openxmlformats.org/drawingml/2006/main">
                   <a:graphicData uri="http://schemas.openxmlformats.org/drawingml/2006/picture">
                     <pic:pic xmlns:pic="http://schemas.openxmlformats.org/drawingml/2006/picture">
                       <pic:nvPicPr>
-                        <pic:cNvPr id="55" name="Imagem 1" descr="Interface gráfica do usuário, Texto, Aplicativo, Email&#10;&#10;Descrição gerada automaticamente"/>
+                        <pic:cNvPr id="47" name="Imagem 1" descr="Interface gráfica do usuário, Texto, Aplicativo, Email&#10;&#10;Descrição gerada automaticamente"/>
                         <pic:cNvPicPr/>
                       </pic:nvPicPr>
                       <pic:blipFill>
-                        <a:blip r:embed="rId63"/>
+                        <a:blip r:embed="rId55"/>
                         <a:stretch/>
                       </pic:blipFill>
                       <pic:spPr>
@@ -10169,7 +9835,7 @@
                           <a:noFill/>
                         </a:ln>
                         <a:effectLst>
-                          <a:outerShdw algn="tl" blurRad="291960" dir="2700000" dist="138988" rotWithShape="0">
+                          <a:outerShdw algn="tl" blurRad="291960" dir="2700000" dist="138479" rotWithShape="0">
                             <a:srgbClr val="333333">
                               <a:alpha val="65000"/>
                             </a:srgbClr>
@@ -10185,7 +9851,7 @@
           <mc:Fallback>
             <w:pict>
               <v:shape id="shape_0" ID="Imagem 1" stroked="f" o:allowincell="f" style="position:absolute;margin-left:0pt;margin-top:-181.55pt;width:425.15pt;height:140.35pt;mso-wrap-style:none;v-text-anchor:middle;mso-position-vertical:top" wp14:anchorId="53430B0D" type="_x0000_t75">
-                <v:imagedata r:id="rId64" o:detectmouseclick="t"/>
+                <v:imagedata r:id="rId56" o:detectmouseclick="t"/>
                 <v:stroke color="#3465a4" joinstyle="round" endcap="flat"/>
                 <w10:wrap type="square"/>
               </v:shape>
@@ -10237,7 +9903,7 @@
           <w:szCs w:val="24"/>
         </w:rPr>
       </w:pPr>
-      <w:bookmarkStart w:id="39" w:name="_Toc184287616"/>
+      <w:bookmarkStart w:id="35" w:name="_Toc184287616"/>
       <w:r>
         <w:rPr>
           <w:rFonts w:ascii="Montserrat Medium" w:hAnsi="Montserrat Medium"/>
@@ -10247,7 +9913,7 @@
         </w:rPr>
         <w:t>MANUAL DE USO E FUNCIONALIDADES</w:t>
       </w:r>
-      <w:bookmarkEnd w:id="39"/>
+      <w:bookmarkEnd w:id="35"/>
     </w:p>
     <w:p>
       <w:pPr>
@@ -10275,17 +9941,7 @@
           <w:lang w:eastAsia="pt-BR"/>
           <w14:ligatures w14:val="standardContextual"/>
         </w:rPr>
-        <w:t>Disponibilizamos um manual de uso que abrange as funcionalidades da plataforma e do processo de atendimento da loja virtual. O manual está disponível na pasta do Google Driv</w:t>
-      </w:r>
-      <w:r>
-        <w:rPr>
-          <w:rFonts w:eastAsia="Calibri" w:cs="Calibri" w:ascii="Montserrat Light" w:hAnsi="Montserrat Light"/>
-          <w:color w:themeColor="text1" w:themeTint="bf" w:val="404040"/>
-          <w:kern w:val="2"/>
-          <w:lang w:eastAsia="pt-BR"/>
-          <w14:ligatures w14:val="standardContextual"/>
-        </w:rPr>
-        <w:t>e [LINK_DRIVE]</w:t>
+        <w:t>Disponibilizamos um manual de uso que abrange as funcionalidades da plataforma e do processo de atendimento da loja virtual. O manual está disponível na pasta do Google Drive [LINK_DRIVE]</w:t>
       </w:r>
     </w:p>
     <w:p>
@@ -10528,7 +10184,7 @@
           <w:szCs w:val="24"/>
         </w:rPr>
       </w:pPr>
-      <w:bookmarkStart w:id="40" w:name="_Toc184287617"/>
+      <w:bookmarkStart w:id="36" w:name="_Toc184287617"/>
       <w:r>
         <w:rPr>
           <w:rFonts w:ascii="Montserrat Medium" w:hAnsi="Montserrat Medium"/>
@@ -10538,7 +10194,7 @@
         </w:rPr>
         <w:t>RECURSOS EDUCACIONAIS ADICIONAIS</w:t>
       </w:r>
-      <w:bookmarkEnd w:id="40"/>
+      <w:bookmarkEnd w:id="36"/>
     </w:p>
     <w:p>
       <w:pPr>
@@ -10579,7 +10235,7 @@
         </w:rPr>
         <w:t xml:space="preserve"> </w:t>
       </w:r>
-      <w:hyperlink r:id="rId65">
+      <w:hyperlink r:id="rId57">
         <w:r>
           <w:rPr>
             <w:rStyle w:val="Hyperlink"/>
@@ -10601,7 +10257,7 @@
         </w:rPr>
         <w:t xml:space="preserve"> e </w:t>
       </w:r>
-      <w:hyperlink r:id="rId66">
+      <w:hyperlink r:id="rId58">
         <w:r>
           <w:rPr>
             <w:rStyle w:val="Hyperlink"/>
@@ -10643,7 +10299,7 @@
         </w:rPr>
         <w:t xml:space="preserve">  </w:t>
       </w:r>
-      <w:hyperlink r:id="rId67">
+      <w:hyperlink r:id="rId59">
         <w:r>
           <w:rPr>
             <w:rStyle w:val="Hyperlink"/>
@@ -10669,7 +10325,7 @@
           <w:szCs w:val="24"/>
         </w:rPr>
       </w:pPr>
-      <w:bookmarkStart w:id="41" w:name="_Toc184287618"/>
+      <w:bookmarkStart w:id="37" w:name="_Toc184287618"/>
       <w:r>
         <w:rPr>
           <w:rFonts w:ascii="Montserrat Medium" w:hAnsi="Montserrat Medium"/>
@@ -10679,7 +10335,7 @@
         </w:rPr>
         <w:t>RECOMENDAÇÕES GERAIS</w:t>
       </w:r>
-      <w:bookmarkEnd w:id="41"/>
+      <w:bookmarkEnd w:id="37"/>
     </w:p>
     <w:p>
       <w:pPr>
@@ -10701,16 +10357,7 @@
           <w:sz w:val="24"/>
           <w:szCs w:val="24"/>
         </w:rPr>
-        <w:t>Uma pasta foi criada no Google Drive sob o nom</w:t>
-      </w:r>
-      <w:r>
-        <w:rPr>
-          <w:rFonts w:ascii="Montserrat Light" w:hAnsi="Montserrat Light"/>
-          <w:color w:themeColor="text1" w:themeTint="bf" w:val="404040"/>
-          <w:sz w:val="24"/>
-          <w:szCs w:val="24"/>
-        </w:rPr>
-        <w:t>e [LINK_DRIVE]</w:t>
+        <w:t>Uma pasta foi criada no Google Drive sob o nome [LINK_DRIVE]</w:t>
       </w:r>
       <w:r>
         <w:rPr>
@@ -10743,7 +10390,7 @@
           <w:szCs w:val="24"/>
         </w:rPr>
       </w:pPr>
-      <w:bookmarkStart w:id="42" w:name="_Toc184287619"/>
+      <w:bookmarkStart w:id="38" w:name="_Toc184287619"/>
       <w:r>
         <w:rPr>
           <w:rFonts w:ascii="Montserrat Medium" w:hAnsi="Montserrat Medium"/>
@@ -10753,7 +10400,7 @@
         </w:rPr>
         <w:t>MANUTENÇÃO DE HOSPEDAGEM E DOMÍNIO</w:t>
       </w:r>
-      <w:bookmarkEnd w:id="42"/>
+      <w:bookmarkEnd w:id="38"/>
     </w:p>
     <w:p>
       <w:pPr>
@@ -10834,7 +10481,7 @@
           <w:szCs w:val="24"/>
         </w:rPr>
       </w:pPr>
-      <w:bookmarkStart w:id="43" w:name="_Toc184287620"/>
+      <w:bookmarkStart w:id="39" w:name="_Toc184287620"/>
       <w:r>
         <w:rPr>
           <w:rFonts w:ascii="Montserrat Medium" w:hAnsi="Montserrat Medium"/>
@@ -10844,7 +10491,7 @@
         </w:rPr>
         <w:t>AÇÕES NECESSÁRIAS APÓS A ENTREGA</w:t>
       </w:r>
-      <w:bookmarkEnd w:id="43"/>
+      <w:bookmarkEnd w:id="39"/>
     </w:p>
     <w:p>
       <w:pPr>
@@ -10925,7 +10572,7 @@
           <w:szCs w:val="24"/>
         </w:rPr>
       </w:pPr>
-      <w:bookmarkStart w:id="44" w:name="_Toc184287621"/>
+      <w:bookmarkStart w:id="40" w:name="_Toc184287621"/>
       <w:r>
         <w:rPr>
           <w:rFonts w:ascii="Montserrat Medium" w:hAnsi="Montserrat Medium"/>
@@ -10935,7 +10582,7 @@
         </w:rPr>
         <w:t>PRÁTICAS FUNDAMENTAIS</w:t>
       </w:r>
-      <w:bookmarkEnd w:id="44"/>
+      <w:bookmarkEnd w:id="40"/>
     </w:p>
     <w:p>
       <w:pPr>
@@ -11049,7 +10696,7 @@
           <w:szCs w:val="24"/>
         </w:rPr>
       </w:pPr>
-      <w:bookmarkStart w:id="45" w:name="_Toc184287622"/>
+      <w:bookmarkStart w:id="41" w:name="_Toc184287622"/>
       <w:r>
         <w:rPr>
           <w:rFonts w:ascii="Montserrat Medium" w:hAnsi="Montserrat Medium"/>
@@ -11059,7 +10706,7 @@
         </w:rPr>
         <w:t>SUPORTE DE HOSPEDAGEM</w:t>
       </w:r>
-      <w:bookmarkEnd w:id="45"/>
+      <w:bookmarkEnd w:id="41"/>
     </w:p>
     <w:p>
       <w:pPr>
@@ -11198,7 +10845,7 @@
           <w:szCs w:val="24"/>
         </w:rPr>
       </w:pPr>
-      <w:bookmarkStart w:id="46" w:name="_Toc184287623"/>
+      <w:bookmarkStart w:id="42" w:name="_Toc184287623"/>
       <w:r>
         <w:rPr>
           <w:rFonts w:ascii="Montserrat Medium" w:hAnsi="Montserrat Medium"/>
@@ -11208,7 +10855,7 @@
         </w:rPr>
         <w:t>CESSÃO DE DIREITOS AUTORAIS</w:t>
       </w:r>
-      <w:bookmarkEnd w:id="46"/>
+      <w:bookmarkEnd w:id="42"/>
     </w:p>
     <w:p>
       <w:pPr>
@@ -11234,25 +10881,7 @@
           <w:sz w:val="24"/>
           <w:szCs w:val="24"/>
         </w:rPr>
-        <w:t>O acesso ao código fonte da loja virtual criada para a empres</w:t>
-      </w:r>
-      <w:r>
-        <w:rPr>
-          <w:rFonts w:ascii="Montserrat Light" w:hAnsi="Montserrat Light"/>
-          <w:color w:themeColor="text1" w:themeTint="bf" w:val="404040"/>
-          <w:sz w:val="24"/>
-          <w:szCs w:val="24"/>
-        </w:rPr>
-        <w:t>a [NOME_EMPRESA_CLIENTE]</w:t>
-      </w:r>
-      <w:r>
-        <w:rPr>
-          <w:rFonts w:ascii="Montserrat Light" w:hAnsi="Montserrat Light"/>
-          <w:color w:themeColor="text1" w:themeTint="bf" w:val="404040"/>
-          <w:sz w:val="24"/>
-          <w:szCs w:val="24"/>
-        </w:rPr>
-        <w:t xml:space="preserve"> é disponibilizado através do link abaixo:</w:t>
+        <w:t>O acesso ao código fonte da loja virtual criada para a empresa [NOME_EMPRESA_CLIENTE] é disponibilizado através do link abaixo:</w:t>
       </w:r>
     </w:p>
     <w:p>
@@ -11322,7 +10951,7 @@
           <w:szCs w:val="24"/>
         </w:rPr>
       </w:pPr>
-      <w:bookmarkStart w:id="47" w:name="_Toc184287624"/>
+      <w:bookmarkStart w:id="43" w:name="_Toc184287624"/>
       <w:r>
         <w:rPr>
           <w:rFonts w:ascii="Montserrat Medium" w:hAnsi="Montserrat Medium"/>
@@ -11332,7 +10961,7 @@
         </w:rPr>
         <w:t>ENTREGA</w:t>
       </w:r>
-      <w:bookmarkEnd w:id="47"/>
+      <w:bookmarkEnd w:id="43"/>
     </w:p>
     <w:p>
       <w:pPr>
@@ -11357,25 +10986,7 @@
           <w:sz w:val="24"/>
           <w:szCs w:val="24"/>
         </w:rPr>
-        <w:t xml:space="preserve">O projeto de elaboração da loja virtual destinada à empresa </w:t>
-      </w:r>
-      <w:r>
-        <w:rPr>
-          <w:rFonts w:ascii="Montserrat Light" w:hAnsi="Montserrat Light"/>
-          <w:color w:themeColor="text1" w:themeTint="bf" w:val="404040"/>
-          <w:sz w:val="24"/>
-          <w:szCs w:val="24"/>
-        </w:rPr>
-        <w:t>[NOME_EMPRESA_CLIENTE]</w:t>
-      </w:r>
-      <w:r>
-        <w:rPr>
-          <w:rFonts w:ascii="Montserrat Light" w:hAnsi="Montserrat Light"/>
-          <w:color w:themeColor="text1" w:themeTint="bf" w:val="404040"/>
-          <w:sz w:val="24"/>
-          <w:szCs w:val="24"/>
-        </w:rPr>
-        <w:t xml:space="preserve">  atingiu sua conclusão e está publicado no endereço eletrônico:</w:t>
+        <w:t>O projeto de elaboração da loja virtual destinada à empresa [NOME_EMPRESA_CLIENTE]  atingiu sua conclusão e está publicado no endereço eletrônico:</w:t>
       </w:r>
     </w:p>
     <w:p>
@@ -11401,25 +11012,7 @@
           <w:sz w:val="24"/>
           <w:szCs w:val="24"/>
         </w:rPr>
-        <w:t>[</w:t>
-      </w:r>
-      <w:r>
-        <w:rPr>
-          <w:rFonts w:ascii="Montserrat Light" w:hAnsi="Montserrat Light"/>
-          <w:color w:themeColor="text1" w:themeTint="bf" w:val="404040"/>
-          <w:sz w:val="24"/>
-          <w:szCs w:val="24"/>
-        </w:rPr>
-        <w:t>DOMINIO</w:t>
-      </w:r>
-      <w:r>
-        <w:rPr>
-          <w:rFonts w:ascii="Montserrat Light" w:hAnsi="Montserrat Light"/>
-          <w:color w:themeColor="text1" w:themeTint="bf" w:val="404040"/>
-          <w:sz w:val="24"/>
-          <w:szCs w:val="24"/>
-        </w:rPr>
-        <w:t>]</w:t>
+        <w:t>[DOMINIO]</w:t>
       </w:r>
     </w:p>
     <w:p>
@@ -11517,15 +11110,7 @@
           <w:sz w:val="24"/>
           <w:szCs w:val="24"/>
         </w:rPr>
-        <w:t xml:space="preserve">KickOff em </w:t>
-      </w:r>
-      <w:r>
-        <w:rPr>
-          <w:rFonts w:ascii="Montserrat" w:hAnsi="Montserrat"/>
-          <w:sz w:val="24"/>
-          <w:szCs w:val="24"/>
-        </w:rPr>
-        <w:t>[DATA_KICKOFF]</w:t>
+        <w:t>KickOff em [DATA_KICKOFF]</w:t>
       </w:r>
     </w:p>
     <w:p>
@@ -11604,15 +11189,7 @@
           <w:sz w:val="24"/>
           <w:szCs w:val="24"/>
         </w:rPr>
-        <w:t xml:space="preserve">Entrega em </w:t>
-      </w:r>
-      <w:r>
-        <w:rPr>
-          <w:rFonts w:ascii="Montserrat" w:hAnsi="Montserrat"/>
-          <w:sz w:val="24"/>
-          <w:szCs w:val="24"/>
-        </w:rPr>
-        <w:t>[DATA_ENTREGA]</w:t>
+        <w:t>Entrega em [DATA_ENTREGA]</w:t>
       </w:r>
     </w:p>
     <w:p>
@@ -11640,12 +11217,12 @@
       </w:r>
     </w:p>
     <w:sectPr>
-      <w:headerReference w:type="even" r:id="rId68"/>
-      <w:headerReference w:type="default" r:id="rId69"/>
-      <w:headerReference w:type="first" r:id="rId70"/>
-      <w:footerReference w:type="even" r:id="rId71"/>
-      <w:footerReference w:type="default" r:id="rId72"/>
-      <w:footerReference w:type="first" r:id="rId73"/>
+      <w:headerReference w:type="even" r:id="rId60"/>
+      <w:headerReference w:type="default" r:id="rId61"/>
+      <w:headerReference w:type="first" r:id="rId62"/>
+      <w:footerReference w:type="even" r:id="rId63"/>
+      <w:footerReference w:type="default" r:id="rId64"/>
+      <w:footerReference w:type="first" r:id="rId65"/>
       <w:type w:val="nextPage"/>
       <w:pgSz w:w="11906" w:h="16838"/>
       <w:pgMar w:left="1701" w:right="1701" w:gutter="0" w:header="708" w:top="1417" w:footer="708" w:bottom="1417"/>
@@ -11669,12 +11246,10 @@
     </w:pPr>
     <w:r>
       <w:rPr/>
-    </w:r>
-    <w:r>
       <mc:AlternateContent>
         <mc:Choice Requires="wps">
           <w:drawing>
-            <wp:anchor behindDoc="0" distT="0" distB="0" distL="0" distR="0" simplePos="0" locked="0" layoutInCell="1" allowOverlap="1" relativeHeight="0">
+            <wp:anchor behindDoc="1" distT="0" distB="0" distL="0" distR="0" simplePos="0" locked="0" layoutInCell="0" allowOverlap="1" relativeHeight="24">
               <wp:simplePos x="0" y="0"/>
               <wp:positionH relativeFrom="margin">
                 <wp:align>right</wp:align>
@@ -11685,29 +11260,35 @@
               <wp:extent cx="14605" cy="14605"/>
               <wp:effectExtent l="0" t="0" r="0" b="0"/>
               <wp:wrapNone/>
-              <wp:docPr id="57" name="Quadro2"/>
+              <wp:docPr id="49" name="Quadro2"/>
               <a:graphic xmlns:a="http://schemas.openxmlformats.org/drawingml/2006/main">
                 <a:graphicData uri="http://schemas.microsoft.com/office/word/2010/wordprocessingShape">
                   <wps:wsp>
-                    <wps:cNvSpPr txBox="1"/>
+                    <wps:cNvSpPr/>
                     <wps:spPr>
                       <a:xfrm>
                         <a:off x="0" y="0"/>
-                        <a:ext cx="14605" cy="14605"/>
+                        <a:ext cx="14760" cy="14760"/>
                       </a:xfrm>
-                      <a:prstGeom prst="rect"/>
-                      <a:solidFill>
-                        <a:srgbClr val="FFFFFF">
-                          <a:alpha val="0"/>
-                        </a:srgbClr>
-                      </a:solidFill>
+                      <a:prstGeom prst="rect">
+                        <a:avLst/>
+                      </a:prstGeom>
+                      <a:noFill/>
+                      <a:ln w="0">
+                        <a:noFill/>
+                      </a:ln>
                     </wps:spPr>
+                    <wps:style>
+                      <a:lnRef idx="0"/>
+                      <a:fillRef idx="0"/>
+                      <a:effectRef idx="0"/>
+                      <a:fontRef idx="minor"/>
+                    </wps:style>
                     <wps:txbx>
                       <w:txbxContent>
                         <w:p>
                           <w:pPr>
                             <w:pStyle w:val="Footer"/>
-                            <w:pBdr/>
                             <w:rPr>
                               <w:rStyle w:val="PageNumber"/>
                             </w:rPr>
@@ -11745,7 +11326,7 @@
                         </w:p>
                       </w:txbxContent>
                     </wps:txbx>
-                    <wps:bodyPr anchor="t" lIns="0" tIns="0" rIns="0" bIns="0">
+                    <wps:bodyPr lIns="0" rIns="0" tIns="0" bIns="0" anchor="t">
                       <a:spAutoFit/>
                     </wps:bodyPr>
                   </wps:wsp>
@@ -11756,14 +11337,14 @@
         </mc:Choice>
         <mc:Fallback>
           <w:pict>
-            <v:rect fillcolor="#FFFFFF" style="position:absolute;rotation:-0;width:1.15pt;height:1.15pt;mso-wrap-distance-left:0pt;mso-wrap-distance-right:0pt;mso-wrap-distance-top:0pt;mso-wrap-distance-bottom:0pt;margin-top:0.05pt;mso-position-vertical-relative:text;margin-left:0pt;mso-position-horizontal:right;mso-position-horizontal-relative:margin">
-              <v:fill opacity="0f"/>
-              <v:textbox inset="0in,0in,0in,0in">
+            <v:rect id="shape_0" ID="Quadro2" path="m0,0l-2147483645,0l-2147483645,-2147483646l0,-2147483646xe" fillcolor="white" stroked="f" o:allowincell="f" style="position:absolute;margin-left:0pt;margin-top:0.05pt;width:1.1pt;height:1.1pt;mso-wrap-style:square;v-text-anchor:top;mso-position-horizontal:right;mso-position-horizontal-relative:margin">
+              <v:fill o:detectmouseclick="t" type="solid" color2="black" opacity="0"/>
+              <v:stroke color="#3465a4" joinstyle="round" endcap="flat"/>
+              <v:textbox>
                 <w:txbxContent>
                   <w:p>
                     <w:pPr>
                       <w:pStyle w:val="Footer"/>
-                      <w:pBdr/>
                       <w:rPr>
                         <w:rStyle w:val="PageNumber"/>
                       </w:rPr>
@@ -11821,12 +11402,10 @@
     </w:pPr>
     <w:r>
       <w:rPr/>
-    </w:r>
-    <w:r>
       <mc:AlternateContent>
         <mc:Choice Requires="wps">
           <w:drawing>
-            <wp:anchor behindDoc="0" distT="0" distB="0" distL="0" distR="0" simplePos="0" locked="0" layoutInCell="0" allowOverlap="1" relativeHeight="65">
+            <wp:anchor behindDoc="1" distT="0" distB="0" distL="0" distR="0" simplePos="0" locked="0" layoutInCell="0" allowOverlap="1" relativeHeight="86">
               <wp:simplePos x="0" y="0"/>
               <wp:positionH relativeFrom="margin">
                 <wp:align>right</wp:align>
@@ -11834,26 +11413,33 @@
               <wp:positionV relativeFrom="paragraph">
                 <wp:posOffset>635</wp:posOffset>
               </wp:positionV>
-              <wp:extent cx="438785" cy="190500"/>
+              <wp:extent cx="438785" cy="189230"/>
               <wp:effectExtent l="0" t="0" r="0" b="0"/>
               <wp:wrapNone/>
-              <wp:docPr id="58" name="Quadro3"/>
+              <wp:docPr id="50" name="Quadro3"/>
               <a:graphic xmlns:a="http://schemas.openxmlformats.org/drawingml/2006/main">
                 <a:graphicData uri="http://schemas.microsoft.com/office/word/2010/wordprocessingShape">
                   <wps:wsp>
-                    <wps:cNvSpPr txBox="1"/>
+                    <wps:cNvSpPr/>
                     <wps:spPr>
                       <a:xfrm>
                         <a:off x="0" y="0"/>
-                        <a:ext cx="438785" cy="190500"/>
+                        <a:ext cx="438840" cy="189360"/>
                       </a:xfrm>
-                      <a:prstGeom prst="rect"/>
-                      <a:solidFill>
-                        <a:srgbClr val="FFFFFF">
-                          <a:alpha val="0"/>
-                        </a:srgbClr>
-                      </a:solidFill>
+                      <a:prstGeom prst="rect">
+                        <a:avLst/>
+                      </a:prstGeom>
+                      <a:noFill/>
+                      <a:ln w="0">
+                        <a:noFill/>
+                      </a:ln>
                     </wps:spPr>
+                    <wps:style>
+                      <a:lnRef idx="0"/>
+                      <a:fillRef idx="0"/>
+                      <a:effectRef idx="0"/>
+                      <a:fontRef idx="minor"/>
+                    </wps:style>
                     <wps:txbx>
                       <w:txbxContent>
                         <w:sdt>
@@ -11868,7 +11454,6 @@
                             <w:p>
                               <w:pPr>
                                 <w:pStyle w:val="Footer"/>
-                                <w:pBdr/>
                                 <w:rPr>
                                   <w:rStyle w:val="PageNumber"/>
                                 </w:rPr>
@@ -11895,7 +11480,7 @@
                                 <w:rPr>
                                   <w:rStyle w:val="PageNumber"/>
                                 </w:rPr>
-                                <w:t>30</w:t>
+                                <w:t>14</w:t>
                               </w:r>
                               <w:r>
                                 <w:rPr>
@@ -11908,7 +11493,7 @@
                         </w:sdt>
                       </w:txbxContent>
                     </wps:txbx>
-                    <wps:bodyPr anchor="t" lIns="0" tIns="0" rIns="0" bIns="0">
+                    <wps:bodyPr lIns="0" rIns="0" tIns="0" bIns="0" anchor="t">
                       <a:spAutoFit/>
                     </wps:bodyPr>
                   </wps:wsp>
@@ -11919,9 +11504,10 @@
         </mc:Choice>
         <mc:Fallback>
           <w:pict>
-            <v:rect fillcolor="#FFFFFF" style="position:absolute;rotation:-0;width:34.55pt;height:15pt;mso-wrap-distance-left:0pt;mso-wrap-distance-right:0pt;mso-wrap-distance-top:0pt;mso-wrap-distance-bottom:0pt;margin-top:0.05pt;mso-position-vertical-relative:text;margin-left:390.65pt;mso-position-horizontal:right;mso-position-horizontal-relative:margin">
-              <v:fill opacity="0f"/>
-              <v:textbox inset="0in,0in,0in,0in">
+            <v:rect id="shape_0" ID="Quadro3" path="m0,0l-2147483645,0l-2147483645,-2147483646l0,-2147483646xe" fillcolor="white" stroked="f" o:allowincell="f" style="position:absolute;margin-left:390.6pt;margin-top:0.05pt;width:34.5pt;height:14.85pt;mso-wrap-style:square;v-text-anchor:top;mso-position-horizontal:right;mso-position-horizontal-relative:margin">
+              <v:fill o:detectmouseclick="t" type="solid" color2="black" opacity="0"/>
+              <v:stroke color="#3465a4" joinstyle="round" endcap="flat"/>
+              <v:textbox>
                 <w:txbxContent>
                   <w:sdt>
                     <w:sdtPr>
@@ -11935,7 +11521,6 @@
                       <w:p>
                         <w:pPr>
                           <w:pStyle w:val="Footer"/>
-                          <w:pBdr/>
                           <w:rPr>
                             <w:rStyle w:val="PageNumber"/>
                           </w:rPr>
@@ -11962,7 +11547,7 @@
                           <w:rPr>
                             <w:rStyle w:val="PageNumber"/>
                           </w:rPr>
-                          <w:t>30</w:t>
+                          <w:t>14</w:t>
                         </w:r>
                         <w:r>
                           <w:rPr>
@@ -12042,7 +11627,7 @@
     <w:r>
       <w:rPr/>
       <w:drawing>
-        <wp:anchor behindDoc="1" distT="0" distB="0" distL="0" distR="0" simplePos="0" locked="0" layoutInCell="0" allowOverlap="1" relativeHeight="27">
+        <wp:anchor behindDoc="1" distT="0" distB="0" distL="0" distR="0" simplePos="0" locked="0" layoutInCell="0" allowOverlap="1" relativeHeight="23">
           <wp:simplePos x="0" y="0"/>
           <wp:positionH relativeFrom="margin">
             <wp:posOffset>762000</wp:posOffset>
@@ -12053,7 +11638,7 @@
           <wp:extent cx="3454400" cy="590550"/>
           <wp:effectExtent l="0" t="0" r="0" b="0"/>
           <wp:wrapNone/>
-          <wp:docPr id="56" name="Figura3" descr="Texto, Logotipo&#10;&#10;Descrição gerada automaticamente"/>
+          <wp:docPr id="48" name="Figura3" descr="Texto, Logotipo&#10;&#10;Descrição gerada automaticamente"/>
           <wp:cNvGraphicFramePr>
             <a:graphicFrameLocks xmlns:a="http://schemas.openxmlformats.org/drawingml/2006/main" noChangeAspect="1"/>
           </wp:cNvGraphicFramePr>
@@ -12061,14 +11646,14 @@
             <a:graphicData uri="http://schemas.openxmlformats.org/drawingml/2006/picture">
               <pic:pic xmlns:pic="http://schemas.openxmlformats.org/drawingml/2006/picture">
                 <pic:nvPicPr>
-                  <pic:cNvPr id="56" name="Figura3" descr="Texto, Logotipo&#10;&#10;Descrição gerada automaticamente"/>
+                  <pic:cNvPr id="48" name="Figura3" descr="Texto, Logotipo&#10;&#10;Descrição gerada automaticamente"/>
                   <pic:cNvPicPr>
                     <a:picLocks noChangeAspect="1" noChangeArrowheads="1"/>
                   </pic:cNvPicPr>
                 </pic:nvPicPr>
                 <pic:blipFill>
                   <a:blip r:embed="rId1"/>
-                  <a:srcRect l="0" t="36073" r="0" b="33526"/>
+                  <a:srcRect l="0" t="36066" r="0" b="33526"/>
                   <a:stretch>
                     <a:fillRect/>
                   </a:stretch>
@@ -13742,6 +13327,7 @@
     <w:rsid w:val="00df614e"/>
     <w:pPr>
       <w:widowControl/>
+      <w:suppressAutoHyphens w:val="true"/>
       <w:bidi w:val="0"/>
       <w:spacing w:lineRule="auto" w:line="264" w:before="0" w:after="153"/>
       <w:ind w:hanging="10" w:left="370" w:right="78"/>
@@ -13753,7 +13339,7 @@
       <w:kern w:val="2"/>
       <w:sz w:val="22"/>
       <w:szCs w:val="22"/>
-      <w:lang w:eastAsia="pt-BR" w:val="pt-BR" w:bidi="ar-SA"/>
+      <w:lang w:val="pt-BR" w:eastAsia="pt-BR" w:bidi="ar-SA"/>
     </w:rPr>
   </w:style>
   <w:style w:type="paragraph" w:styleId="Heading1">
@@ -13767,8 +13353,9 @@
       <w:keepNext w:val="true"/>
       <w:keepLines/>
       <w:widowControl/>
+      <w:suppressAutoHyphens w:val="true"/>
       <w:bidi w:val="0"/>
-      <w:spacing w:lineRule="auto" w:line="254" w:before="0" w:after="0"/>
+      <w:spacing w:lineRule="auto" w:line="252" w:before="0" w:after="0"/>
       <w:ind w:hanging="10" w:left="370"/>
       <w:jc w:val="left"/>
       <w:outlineLvl w:val="0"/>
@@ -13780,7 +13367,7 @@
       <w:kern w:val="2"/>
       <w:sz w:val="32"/>
       <w:szCs w:val="22"/>
-      <w:lang w:eastAsia="pt-BR" w:val="pt-BR" w:bidi="ar-SA"/>
+      <w:lang w:val="pt-BR" w:eastAsia="pt-BR" w:bidi="ar-SA"/>
     </w:rPr>
   </w:style>
   <w:style w:type="paragraph" w:styleId="Heading2">
